--- a/Novosibirsk_State_University/Дипломная работа/План.docx
+++ b/Novosibirsk_State_University/Дипломная работа/План.docx
@@ -190,7 +190,7 @@
           <w:szCs w:val="24"/>
           <w:lang w:eastAsia="en-US"/>
         </w:rPr>
-        <w:t>Разработка программного обеспечения для автоматизированного проведения экспериментов по ИК-люминесценции синглетного кислорода</w:t>
+        <w:t>Разработка программного обеспечения для автоматизированного проведения экспериментов по изучению механизмов генерации синглетного кислорода</w:t>
       </w:r>
     </w:p>
     <w:bookmarkEnd w:id="0"/>
@@ -1529,7 +1529,25 @@
           <w:szCs w:val="24"/>
           <w:u w:val="single"/>
         </w:rPr>
-        <w:t>д.т.н. проф. Двойнишников С. В.</w:t>
+        <w:t xml:space="preserve">д.т.н. проф. </w:t>
+      </w:r>
+      <w:proofErr w:type="spellStart"/>
+      <w:r>
+        <w:rPr>
+          <w:rFonts w:cs="Times New Roman"/>
+          <w:szCs w:val="24"/>
+          <w:u w:val="single"/>
+        </w:rPr>
+        <w:t>Двойнишников</w:t>
+      </w:r>
+      <w:proofErr w:type="spellEnd"/>
+      <w:r>
+        <w:rPr>
+          <w:rFonts w:cs="Times New Roman"/>
+          <w:szCs w:val="24"/>
+          <w:u w:val="single"/>
+        </w:rPr>
+        <w:t xml:space="preserve"> С. В.</w:t>
       </w:r>
       <w:r>
         <w:rPr>

--- a/Novosibirsk_State_University/Дипломная работа/План.docx
+++ b/Novosibirsk_State_University/Дипломная работа/План.docx
@@ -15,6 +15,8 @@
       <w:r>
         <w:rPr>
           <w:rFonts w:eastAsia="Calibri" w:cs="Times New Roman"/>
+          <w:b/>
+          <w:bCs/>
           <w:szCs w:val="24"/>
           <w:lang w:eastAsia="en-US"/>
         </w:rPr>
@@ -23,10 +25,20 @@
       <w:r>
         <w:rPr>
           <w:rFonts w:eastAsia="Calibri" w:cs="Times New Roman"/>
-          <w:szCs w:val="24"/>
-          <w:lang w:eastAsia="en-US"/>
-        </w:rPr>
-        <w:t xml:space="preserve">: </w:t>
+          <w:b/>
+          <w:bCs/>
+          <w:szCs w:val="24"/>
+          <w:lang w:eastAsia="en-US"/>
+        </w:rPr>
+        <w:t>:</w:t>
+      </w:r>
+      <w:r>
+        <w:rPr>
+          <w:rFonts w:eastAsia="Calibri" w:cs="Times New Roman"/>
+          <w:szCs w:val="24"/>
+          <w:lang w:eastAsia="en-US"/>
+        </w:rPr>
+        <w:t xml:space="preserve"> </w:t>
       </w:r>
       <w:r>
         <w:rPr>
@@ -35,6 +47,14 @@
           <w:lang w:eastAsia="en-US"/>
         </w:rPr>
         <w:t>Климов Богдан Алексеевич</w:t>
+      </w:r>
+      <w:r>
+        <w:rPr>
+          <w:rFonts w:eastAsia="Calibri" w:cs="Times New Roman"/>
+          <w:szCs w:val="24"/>
+          <w:lang w:eastAsia="en-US"/>
+        </w:rPr>
+        <w:t>.</w:t>
       </w:r>
     </w:p>
     <w:p>
@@ -51,6 +71,8 @@
       <w:r>
         <w:rPr>
           <w:rFonts w:eastAsia="Calibri" w:cs="Times New Roman"/>
+          <w:b/>
+          <w:bCs/>
           <w:szCs w:val="24"/>
           <w:lang w:eastAsia="en-US"/>
         </w:rPr>
@@ -59,10 +81,28 @@
       <w:r>
         <w:rPr>
           <w:rFonts w:eastAsia="Calibri" w:cs="Times New Roman"/>
-          <w:szCs w:val="24"/>
-          <w:lang w:eastAsia="en-US"/>
-        </w:rPr>
-        <w:t>: 22357</w:t>
+          <w:b/>
+          <w:bCs/>
+          <w:szCs w:val="24"/>
+          <w:lang w:eastAsia="en-US"/>
+        </w:rPr>
+        <w:t>:</w:t>
+      </w:r>
+      <w:r>
+        <w:rPr>
+          <w:rFonts w:eastAsia="Calibri" w:cs="Times New Roman"/>
+          <w:szCs w:val="24"/>
+          <w:lang w:eastAsia="en-US"/>
+        </w:rPr>
+        <w:t xml:space="preserve"> 22357</w:t>
+      </w:r>
+      <w:r>
+        <w:rPr>
+          <w:rFonts w:eastAsia="Calibri" w:cs="Times New Roman"/>
+          <w:szCs w:val="24"/>
+          <w:lang w:eastAsia="en-US"/>
+        </w:rPr>
+        <w:t>.</w:t>
       </w:r>
     </w:p>
     <w:p>
@@ -78,6 +118,8 @@
       <w:r>
         <w:rPr>
           <w:rFonts w:eastAsia="Calibri" w:cs="Times New Roman"/>
+          <w:b/>
+          <w:bCs/>
           <w:szCs w:val="24"/>
           <w:lang w:eastAsia="en-US"/>
         </w:rPr>
@@ -86,25 +128,61 @@
       <w:r>
         <w:rPr>
           <w:rFonts w:eastAsia="Calibri" w:cs="Times New Roman"/>
-          <w:szCs w:val="24"/>
-          <w:lang w:eastAsia="en-US"/>
-        </w:rPr>
-        <w:t>: Ершов Кирилл Сергеевич</w:t>
-      </w:r>
-    </w:p>
-    <w:p>
-      <w:pPr>
+          <w:b/>
+          <w:bCs/>
+          <w:szCs w:val="24"/>
+          <w:lang w:eastAsia="en-US"/>
+        </w:rPr>
+        <w:t>:</w:t>
+      </w:r>
+      <w:r>
+        <w:rPr>
+          <w:rFonts w:eastAsia="Calibri" w:cs="Times New Roman"/>
+          <w:szCs w:val="24"/>
+          <w:lang w:eastAsia="en-US"/>
+        </w:rPr>
+        <w:t xml:space="preserve"> </w:t>
+      </w:r>
+      <w:r>
+        <w:rPr>
+          <w:rFonts w:eastAsia="Calibri" w:cs="Times New Roman"/>
+          <w:szCs w:val="24"/>
+          <w:lang w:eastAsia="en-US"/>
+        </w:rPr>
+        <w:t xml:space="preserve">к.ф.-м.н., </w:t>
+      </w:r>
+      <w:r>
+        <w:rPr>
+          <w:rFonts w:eastAsia="Calibri" w:cs="Times New Roman"/>
+          <w:szCs w:val="24"/>
+          <w:lang w:eastAsia="en-US"/>
+        </w:rPr>
+        <w:t>Ершов Кирилл Сергеевич</w:t>
+      </w:r>
+      <w:r>
+        <w:rPr>
+          <w:rFonts w:eastAsia="Calibri" w:cs="Times New Roman"/>
+          <w:szCs w:val="24"/>
+          <w:lang w:eastAsia="en-US"/>
+        </w:rPr>
+        <w:t>.</w:t>
+      </w:r>
+    </w:p>
+    <w:p>
+      <w:pPr>
+        <w:spacing w:line="360" w:lineRule="auto"/>
         <w:ind w:firstLine="0"/>
         <w:rPr>
           <w:rFonts w:eastAsia="Calibri" w:cs="Times New Roman"/>
-          <w:i/>
-          <w:szCs w:val="24"/>
-          <w:lang w:eastAsia="en-US"/>
-        </w:rPr>
-      </w:pPr>
-      <w:r>
-        <w:rPr>
-          <w:rFonts w:eastAsia="Calibri" w:cs="Times New Roman"/>
+          <w:szCs w:val="24"/>
+          <w:lang w:eastAsia="en-US"/>
+        </w:rPr>
+      </w:pPr>
+      <w:r>
+        <w:rPr>
+          <w:rFonts w:eastAsia="Calibri" w:cs="Times New Roman"/>
+          <w:b/>
+          <w:bCs/>
           <w:szCs w:val="24"/>
           <w:lang w:eastAsia="en-US"/>
         </w:rPr>
@@ -113,6 +191,8 @@
       <w:r>
         <w:rPr>
           <w:rFonts w:eastAsia="Calibri" w:cs="Times New Roman"/>
+          <w:b/>
+          <w:bCs/>
           <w:szCs w:val="24"/>
           <w:lang w:eastAsia="en-US"/>
         </w:rPr>
@@ -121,6 +201,8 @@
       <w:r>
         <w:rPr>
           <w:rFonts w:eastAsia="Calibri" w:cs="Times New Roman"/>
+          <w:b/>
+          <w:bCs/>
           <w:szCs w:val="24"/>
           <w:lang w:eastAsia="en-US"/>
         </w:rPr>
@@ -129,6 +211,8 @@
       <w:r>
         <w:rPr>
           <w:rFonts w:eastAsia="Calibri" w:cs="Times New Roman"/>
+          <w:b/>
+          <w:bCs/>
           <w:szCs w:val="24"/>
           <w:lang w:eastAsia="en-US"/>
         </w:rPr>
@@ -137,6 +221,16 @@
       <w:r>
         <w:rPr>
           <w:rFonts w:eastAsia="Calibri" w:cs="Times New Roman"/>
+          <w:b/>
+          <w:bCs/>
+          <w:szCs w:val="24"/>
+          <w:lang w:eastAsia="en-US"/>
+        </w:rPr>
+        <w:t>:</w:t>
+      </w:r>
+      <w:r>
+        <w:rPr>
+          <w:rFonts w:eastAsia="Calibri" w:cs="Times New Roman"/>
           <w:szCs w:val="24"/>
           <w:lang w:eastAsia="en-US"/>
         </w:rPr>
@@ -150,6 +244,14 @@
         </w:rPr>
         <w:t>ИХКГ СО РАН, группа молекулярной фотодинамики</w:t>
       </w:r>
+      <w:r>
+        <w:rPr>
+          <w:rFonts w:eastAsia="Calibri" w:cs="Times New Roman"/>
+          <w:szCs w:val="24"/>
+          <w:lang w:eastAsia="en-US"/>
+        </w:rPr>
+        <w:t>.</w:t>
+      </w:r>
     </w:p>
     <w:p>
       <w:pPr>
@@ -163,6 +265,8 @@
       <w:r>
         <w:rPr>
           <w:rFonts w:eastAsia="Calibri" w:cs="Times New Roman"/>
+          <w:b/>
+          <w:bCs/>
           <w:szCs w:val="24"/>
           <w:lang w:eastAsia="en-US"/>
         </w:rPr>
@@ -171,6 +275,8 @@
       <w:r>
         <w:rPr>
           <w:rFonts w:eastAsia="Calibri" w:cs="Times New Roman"/>
+          <w:b/>
+          <w:bCs/>
           <w:szCs w:val="24"/>
           <w:lang w:eastAsia="en-US"/>
         </w:rPr>
@@ -192,19 +298,16 @@
         </w:rPr>
         <w:t>Разработка программного обеспечения для автоматизированного проведения экспериментов по изучению механизмов генерации синглетного кислорода</w:t>
       </w:r>
+      <w:r>
+        <w:rPr>
+          <w:rFonts w:eastAsia="Calibri" w:cs="Times New Roman"/>
+          <w:szCs w:val="24"/>
+          <w:lang w:eastAsia="en-US"/>
+        </w:rPr>
+        <w:t>.</w:t>
+      </w:r>
     </w:p>
     <w:bookmarkEnd w:id="0"/>
-    <w:p>
-      <w:pPr>
-        <w:ind w:firstLine="924"/>
-        <w:jc w:val="center"/>
-        <w:rPr>
-          <w:rFonts w:eastAsia="Calibri" w:cs="Times New Roman"/>
-          <w:szCs w:val="24"/>
-          <w:lang w:eastAsia="en-US"/>
-        </w:rPr>
-      </w:pPr>
-    </w:p>
     <w:p>
       <w:pPr>
         <w:ind w:firstLine="924"/>
@@ -338,9 +441,9 @@
         <w:tblLook w:val="04A0" w:firstRow="1" w:lastRow="0" w:firstColumn="1" w:lastColumn="0" w:noHBand="0" w:noVBand="1"/>
       </w:tblPr>
       <w:tblGrid>
-        <w:gridCol w:w="540"/>
-        <w:gridCol w:w="1668"/>
-        <w:gridCol w:w="7137"/>
+        <w:gridCol w:w="607"/>
+        <w:gridCol w:w="1666"/>
+        <w:gridCol w:w="7072"/>
       </w:tblGrid>
       <w:tr>
         <w:tc>
@@ -364,6 +467,13 @@
               </w:rPr>
               <w:t>№ п/п</w:t>
             </w:r>
+            <w:r>
+              <w:rPr>
+                <w:szCs w:val="24"/>
+                <w:lang w:eastAsia="en-US"/>
+              </w:rPr>
+              <w:t>:</w:t>
+            </w:r>
           </w:p>
         </w:tc>
         <w:tc>
@@ -387,6 +497,13 @@
               </w:rPr>
               <w:t>Даты проводимых работ</w:t>
             </w:r>
+            <w:r>
+              <w:rPr>
+                <w:szCs w:val="24"/>
+                <w:lang w:eastAsia="en-US"/>
+              </w:rPr>
+              <w:t>:</w:t>
+            </w:r>
           </w:p>
         </w:tc>
         <w:tc>
@@ -410,6 +527,13 @@
               </w:rPr>
               <w:t>Характеристика проводимых работ</w:t>
             </w:r>
+            <w:r>
+              <w:rPr>
+                <w:szCs w:val="24"/>
+                <w:lang w:eastAsia="en-US"/>
+              </w:rPr>
+              <w:t>:</w:t>
+            </w:r>
           </w:p>
         </w:tc>
       </w:tr>
@@ -417,11 +541,12 @@
         <w:tc>
           <w:tcPr>
             <w:tcW w:w="540" w:type="dxa"/>
+            <w:vAlign w:val="center"/>
           </w:tcPr>
           <w:p>
             <w:pPr>
-              <w:spacing w:line="360" w:lineRule="auto"/>
               <w:ind w:firstLine="0"/>
+              <w:jc w:val="center"/>
               <w:rPr>
                 <w:szCs w:val="24"/>
                 <w:lang w:val="en-US" w:eastAsia="en-US"/>
@@ -439,11 +564,12 @@
         <w:tc>
           <w:tcPr>
             <w:tcW w:w="1668" w:type="dxa"/>
+            <w:vAlign w:val="center"/>
           </w:tcPr>
           <w:p>
             <w:pPr>
-              <w:spacing w:line="360" w:lineRule="auto"/>
               <w:ind w:firstLine="0"/>
+              <w:jc w:val="center"/>
               <w:rPr>
                 <w:szCs w:val="24"/>
                 <w:lang w:val="en-US" w:eastAsia="en-US"/>
@@ -485,7 +611,6 @@
           </w:tcPr>
           <w:p>
             <w:pPr>
-              <w:spacing w:line="360" w:lineRule="auto"/>
               <w:ind w:firstLine="0"/>
               <w:rPr>
                 <w:szCs w:val="24"/>
@@ -527,11 +652,12 @@
         <w:tc>
           <w:tcPr>
             <w:tcW w:w="540" w:type="dxa"/>
+            <w:vAlign w:val="center"/>
           </w:tcPr>
           <w:p>
             <w:pPr>
-              <w:spacing w:line="360" w:lineRule="auto"/>
               <w:ind w:firstLine="0"/>
+              <w:jc w:val="center"/>
               <w:rPr>
                 <w:szCs w:val="24"/>
                 <w:lang w:eastAsia="en-US"/>
@@ -549,11 +675,12 @@
         <w:tc>
           <w:tcPr>
             <w:tcW w:w="1668" w:type="dxa"/>
+            <w:vAlign w:val="center"/>
           </w:tcPr>
           <w:p>
             <w:pPr>
-              <w:spacing w:line="360" w:lineRule="auto"/>
               <w:ind w:firstLine="0"/>
+              <w:jc w:val="center"/>
               <w:rPr>
                 <w:szCs w:val="24"/>
                 <w:lang w:val="en-US" w:eastAsia="en-US"/>
@@ -637,7 +764,6 @@
           </w:tcPr>
           <w:p>
             <w:pPr>
-              <w:spacing w:line="360" w:lineRule="auto"/>
               <w:ind w:firstLine="0"/>
               <w:rPr>
                 <w:szCs w:val="24"/>
@@ -659,11 +785,12 @@
           <w:tcPr>
             <w:tcW w:w="540" w:type="dxa"/>
             <w:shd w:val="clear" w:color="auto" w:fill="auto"/>
+            <w:vAlign w:val="center"/>
           </w:tcPr>
           <w:p>
             <w:pPr>
-              <w:spacing w:line="360" w:lineRule="auto"/>
               <w:ind w:firstLine="0"/>
+              <w:jc w:val="center"/>
               <w:rPr>
                 <w:szCs w:val="24"/>
                 <w:lang w:eastAsia="en-US"/>
@@ -681,11 +808,12 @@
         <w:tc>
           <w:tcPr>
             <w:tcW w:w="1668" w:type="dxa"/>
+            <w:vAlign w:val="center"/>
           </w:tcPr>
           <w:p>
             <w:pPr>
-              <w:spacing w:line="360" w:lineRule="auto"/>
               <w:ind w:firstLine="0"/>
+              <w:jc w:val="center"/>
               <w:rPr>
                 <w:szCs w:val="24"/>
                 <w:lang w:val="en-US" w:eastAsia="en-US"/>
@@ -734,7 +862,6 @@
           </w:tcPr>
           <w:p>
             <w:pPr>
-              <w:spacing w:line="360" w:lineRule="auto"/>
               <w:ind w:firstLine="0"/>
               <w:rPr>
                 <w:szCs w:val="24"/>
@@ -755,11 +882,12 @@
         <w:tc>
           <w:tcPr>
             <w:tcW w:w="540" w:type="dxa"/>
+            <w:vAlign w:val="center"/>
           </w:tcPr>
           <w:p>
             <w:pPr>
-              <w:spacing w:line="360" w:lineRule="auto"/>
               <w:ind w:firstLine="0"/>
+              <w:jc w:val="center"/>
               <w:rPr>
                 <w:szCs w:val="24"/>
                 <w:lang w:eastAsia="en-US"/>
@@ -777,11 +905,12 @@
         <w:tc>
           <w:tcPr>
             <w:tcW w:w="1668" w:type="dxa"/>
+            <w:vAlign w:val="center"/>
           </w:tcPr>
           <w:p>
             <w:pPr>
-              <w:spacing w:line="360" w:lineRule="auto"/>
               <w:ind w:firstLine="0"/>
+              <w:jc w:val="center"/>
               <w:rPr>
                 <w:szCs w:val="24"/>
                 <w:lang w:val="en-US" w:eastAsia="en-US"/>
@@ -830,7 +959,6 @@
           </w:tcPr>
           <w:p>
             <w:pPr>
-              <w:spacing w:line="360" w:lineRule="auto"/>
               <w:ind w:firstLine="0"/>
               <w:rPr>
                 <w:szCs w:val="24"/>
@@ -851,11 +979,12 @@
         <w:tc>
           <w:tcPr>
             <w:tcW w:w="540" w:type="dxa"/>
+            <w:vAlign w:val="center"/>
           </w:tcPr>
           <w:p>
             <w:pPr>
-              <w:spacing w:line="360" w:lineRule="auto"/>
               <w:ind w:firstLine="0"/>
+              <w:jc w:val="center"/>
               <w:rPr>
                 <w:szCs w:val="24"/>
                 <w:lang w:eastAsia="en-US"/>
@@ -873,11 +1002,12 @@
         <w:tc>
           <w:tcPr>
             <w:tcW w:w="1668" w:type="dxa"/>
+            <w:vAlign w:val="center"/>
           </w:tcPr>
           <w:p>
             <w:pPr>
-              <w:spacing w:line="360" w:lineRule="auto"/>
               <w:ind w:firstLine="0"/>
+              <w:jc w:val="center"/>
               <w:rPr>
                 <w:szCs w:val="24"/>
                 <w:lang w:val="en-US" w:eastAsia="en-US"/>
@@ -940,7 +1070,6 @@
           </w:tcPr>
           <w:p>
             <w:pPr>
-              <w:spacing w:line="360" w:lineRule="auto"/>
               <w:ind w:firstLine="0"/>
               <w:rPr>
                 <w:szCs w:val="24"/>
@@ -961,11 +1090,12 @@
         <w:tc>
           <w:tcPr>
             <w:tcW w:w="540" w:type="dxa"/>
+            <w:vAlign w:val="center"/>
           </w:tcPr>
           <w:p>
             <w:pPr>
-              <w:spacing w:line="360" w:lineRule="auto"/>
               <w:ind w:firstLine="0"/>
+              <w:jc w:val="center"/>
               <w:rPr>
                 <w:szCs w:val="24"/>
                 <w:lang w:eastAsia="en-US"/>
@@ -983,11 +1113,12 @@
         <w:tc>
           <w:tcPr>
             <w:tcW w:w="1668" w:type="dxa"/>
+            <w:vAlign w:val="center"/>
           </w:tcPr>
           <w:p>
             <w:pPr>
-              <w:spacing w:line="360" w:lineRule="auto"/>
               <w:ind w:firstLine="0"/>
+              <w:jc w:val="center"/>
               <w:rPr>
                 <w:szCs w:val="24"/>
                 <w:lang w:val="en-US" w:eastAsia="en-US"/>
@@ -1036,7 +1167,6 @@
           </w:tcPr>
           <w:p>
             <w:pPr>
-              <w:spacing w:line="360" w:lineRule="auto"/>
               <w:ind w:firstLine="0"/>
               <w:rPr>
                 <w:szCs w:val="24"/>
@@ -1084,95 +1214,244 @@
         <w:rPr>
           <w:rFonts w:eastAsia="Calibri" w:cs="Times New Roman"/>
           <w:szCs w:val="24"/>
-          <w:lang w:eastAsia="en-US"/>
-        </w:rPr>
-      </w:pPr>
+          <w:u w:val="single"/>
+          <w:lang w:eastAsia="en-US"/>
+        </w:rPr>
+      </w:pPr>
+      <w:bookmarkStart w:id="1" w:name="_Hlk209610694"/>
+      <w:r>
+        <w:rPr>
+          <w:rFonts w:eastAsia="Calibri" w:cs="Times New Roman"/>
+          <w:szCs w:val="24"/>
+          <w:lang w:eastAsia="en-US"/>
+        </w:rPr>
+        <w:t>«</w:t>
+      </w:r>
+      <w:r>
+        <w:rPr>
+          <w:rFonts w:eastAsia="Calibri" w:cs="Times New Roman"/>
+          <w:szCs w:val="24"/>
+          <w:u w:val="single"/>
+          <w:lang w:eastAsia="en-US"/>
+        </w:rPr>
+        <w:t xml:space="preserve">        </w:t>
+      </w:r>
+      <w:r>
+        <w:rPr>
+          <w:rFonts w:eastAsia="Calibri" w:cs="Times New Roman"/>
+          <w:szCs w:val="24"/>
+          <w:lang w:eastAsia="en-US"/>
+        </w:rPr>
+        <w:t>»</w:t>
+      </w:r>
+      <w:r>
+        <w:rPr>
+          <w:rFonts w:eastAsia="Calibri" w:cs="Times New Roman"/>
+          <w:szCs w:val="24"/>
+          <w:u w:val="single"/>
+          <w:lang w:eastAsia="en-US"/>
+        </w:rPr>
+        <w:t xml:space="preserve">                        </w:t>
+      </w:r>
+      <w:r>
+        <w:rPr>
+          <w:rFonts w:eastAsia="Calibri" w:cs="Times New Roman"/>
+          <w:szCs w:val="24"/>
+          <w:lang w:eastAsia="en-US"/>
+        </w:rPr>
+        <w:t>20</w:t>
+      </w:r>
+      <w:r>
+        <w:rPr>
+          <w:rFonts w:eastAsia="Calibri" w:cs="Times New Roman"/>
+          <w:szCs w:val="24"/>
+          <w:u w:val="single"/>
+          <w:lang w:eastAsia="en-US"/>
+        </w:rPr>
+        <w:t xml:space="preserve">        </w:t>
+      </w:r>
+      <w:r>
+        <w:rPr>
+          <w:rFonts w:eastAsia="Calibri" w:cs="Times New Roman"/>
+          <w:szCs w:val="24"/>
+          <w:lang w:eastAsia="en-US"/>
+        </w:rPr>
+        <w:t>г.</w:t>
+      </w:r>
+      <w:bookmarkEnd w:id="1"/>
+      <w:r>
+        <w:rPr>
+          <w:rFonts w:eastAsia="Calibri" w:cs="Times New Roman"/>
+          <w:szCs w:val="24"/>
+          <w:lang w:eastAsia="en-US"/>
+        </w:rPr>
+        <w:t xml:space="preserve">       </w:t>
+      </w:r>
+      <w:r>
+        <w:rPr>
+          <w:rFonts w:eastAsia="Calibri" w:cs="Times New Roman"/>
+          <w:szCs w:val="24"/>
+          <w:u w:val="single"/>
+          <w:lang w:eastAsia="en-US"/>
+        </w:rPr>
+        <w:t xml:space="preserve"> </w:t>
+      </w:r>
+      <w:r>
+        <w:rPr>
+          <w:rFonts w:eastAsia="Calibri" w:cs="Times New Roman"/>
+          <w:szCs w:val="24"/>
+          <w:u w:val="single"/>
+          <w:lang w:eastAsia="en-US"/>
+        </w:rPr>
+        <w:t xml:space="preserve">                                                       </w:t>
+      </w:r>
+      <w:r>
+        <w:rPr>
+          <w:rFonts w:eastAsia="Calibri" w:cs="Times New Roman"/>
+          <w:szCs w:val="24"/>
+          <w:u w:val="single"/>
+          <w:lang w:eastAsia="en-US"/>
+        </w:rPr>
+        <w:t>(</w:t>
+      </w:r>
+      <w:r>
+        <w:rPr>
+          <w:rFonts w:eastAsia="Calibri" w:cs="Times New Roman"/>
+          <w:szCs w:val="24"/>
+          <w:u w:val="single"/>
+          <w:lang w:eastAsia="en-US"/>
+        </w:rPr>
+        <w:t xml:space="preserve">          </w:t>
+      </w:r>
+      <w:r>
+        <w:rPr>
+          <w:rFonts w:eastAsia="Calibri" w:cs="Times New Roman"/>
+          <w:szCs w:val="24"/>
+          <w:u w:val="single"/>
+          <w:lang w:eastAsia="en-US"/>
+        </w:rPr>
+        <w:t>Климов Б. А.</w:t>
+      </w:r>
+      <w:r>
+        <w:rPr>
+          <w:rFonts w:eastAsia="Calibri" w:cs="Times New Roman"/>
+          <w:szCs w:val="24"/>
+          <w:u w:val="single"/>
+          <w:lang w:eastAsia="en-US"/>
+        </w:rPr>
+        <w:t xml:space="preserve">           </w:t>
+      </w:r>
+      <w:r>
+        <w:rPr>
+          <w:rFonts w:eastAsia="Calibri" w:cs="Times New Roman"/>
+          <w:szCs w:val="24"/>
+          <w:u w:val="single"/>
+          <w:lang w:eastAsia="en-US"/>
+        </w:rPr>
+        <w:t>)</w:t>
+      </w:r>
     </w:p>
     <w:p>
       <w:pPr>
         <w:ind w:firstLine="0"/>
         <w:rPr>
-          <w:rFonts w:eastAsia="Calibri" w:cs="Times New Roman"/>
-          <w:szCs w:val="24"/>
-          <w:u w:val="single"/>
-          <w:lang w:eastAsia="en-US"/>
-        </w:rPr>
-      </w:pPr>
-      <w:bookmarkStart w:id="1" w:name="_Hlk209610694"/>
-      <w:r>
-        <w:rPr>
-          <w:rFonts w:eastAsia="Calibri" w:cs="Times New Roman"/>
-          <w:szCs w:val="24"/>
-          <w:lang w:eastAsia="en-US"/>
-        </w:rPr>
-        <w:t>«</w:t>
-      </w:r>
-      <w:r>
-        <w:rPr>
-          <w:rFonts w:eastAsia="Calibri" w:cs="Times New Roman"/>
-          <w:szCs w:val="24"/>
-          <w:u w:val="single"/>
-          <w:lang w:eastAsia="en-US"/>
-        </w:rPr>
-        <w:t xml:space="preserve">        </w:t>
-      </w:r>
-      <w:r>
-        <w:rPr>
-          <w:rFonts w:eastAsia="Calibri" w:cs="Times New Roman"/>
-          <w:szCs w:val="24"/>
-          <w:lang w:eastAsia="en-US"/>
-        </w:rPr>
-        <w:t>»</w:t>
-      </w:r>
-      <w:r>
-        <w:rPr>
-          <w:rFonts w:eastAsia="Calibri" w:cs="Times New Roman"/>
-          <w:szCs w:val="24"/>
-          <w:u w:val="single"/>
-          <w:lang w:eastAsia="en-US"/>
-        </w:rPr>
-        <w:t xml:space="preserve">                        </w:t>
-      </w:r>
-      <w:r>
-        <w:rPr>
-          <w:rFonts w:eastAsia="Calibri" w:cs="Times New Roman"/>
-          <w:szCs w:val="24"/>
-          <w:lang w:eastAsia="en-US"/>
-        </w:rPr>
-        <w:t>20</w:t>
-      </w:r>
-      <w:r>
-        <w:rPr>
-          <w:rFonts w:eastAsia="Calibri" w:cs="Times New Roman"/>
-          <w:szCs w:val="24"/>
-          <w:u w:val="single"/>
-          <w:lang w:eastAsia="en-US"/>
-        </w:rPr>
-        <w:t xml:space="preserve">        </w:t>
-      </w:r>
-      <w:r>
-        <w:rPr>
-          <w:rFonts w:eastAsia="Calibri" w:cs="Times New Roman"/>
-          <w:szCs w:val="24"/>
-          <w:lang w:eastAsia="en-US"/>
-        </w:rPr>
-        <w:t>г.</w:t>
-      </w:r>
-      <w:bookmarkEnd w:id="1"/>
-      <w:r>
-        <w:rPr>
-          <w:rFonts w:eastAsia="Calibri" w:cs="Times New Roman"/>
-          <w:szCs w:val="24"/>
-          <w:lang w:eastAsia="en-US"/>
-        </w:rPr>
-        <w:t xml:space="preserve">       </w:t>
-      </w:r>
-      <w:r>
-        <w:rPr>
-          <w:rFonts w:eastAsia="Calibri" w:cs="Times New Roman"/>
-          <w:szCs w:val="24"/>
-          <w:u w:val="single"/>
-          <w:lang w:eastAsia="en-US"/>
+          <w:rFonts w:cs="Times New Roman"/>
+          <w:sz w:val="20"/>
+          <w:szCs w:val="20"/>
+        </w:rPr>
+      </w:pPr>
+      <w:r>
+        <w:rPr>
+          <w:rFonts w:eastAsia="Times New Roman" w:cs="Times New Roman"/>
+          <w:sz w:val="20"/>
+          <w:szCs w:val="20"/>
+        </w:rPr>
+        <w:t xml:space="preserve">                                                               </w:t>
+      </w:r>
+      <w:r>
+        <w:rPr>
+          <w:rFonts w:eastAsia="Times New Roman" w:cs="Times New Roman"/>
+          <w:sz w:val="20"/>
+          <w:szCs w:val="20"/>
+        </w:rPr>
+        <w:t xml:space="preserve">                         </w:t>
+      </w:r>
+      <w:r>
+        <w:rPr>
+          <w:rFonts w:eastAsia="Times New Roman" w:cs="Times New Roman"/>
+          <w:sz w:val="20"/>
+          <w:szCs w:val="20"/>
+        </w:rPr>
+        <w:t xml:space="preserve">  </w:t>
+      </w:r>
+      <w:r>
+        <w:rPr>
+          <w:rFonts w:cs="Times New Roman"/>
+          <w:sz w:val="20"/>
+          <w:szCs w:val="20"/>
+        </w:rPr>
+        <w:t>(подпись)</w:t>
+      </w:r>
+      <w:r>
+        <w:rPr>
+          <w:rFonts w:cs="Times New Roman"/>
+          <w:sz w:val="20"/>
+          <w:szCs w:val="20"/>
+        </w:rPr>
+        <w:t xml:space="preserve">                               </w:t>
+      </w:r>
+      <w:r>
+        <w:rPr>
+          <w:rFonts w:cs="Times New Roman"/>
+          <w:sz w:val="20"/>
+          <w:szCs w:val="20"/>
+        </w:rPr>
+        <w:t xml:space="preserve">  </w:t>
+      </w:r>
+      <w:r>
+        <w:rPr>
+          <w:rFonts w:cs="Times New Roman"/>
+          <w:sz w:val="20"/>
+          <w:szCs w:val="20"/>
+        </w:rPr>
+        <w:t>(расшифровка подписи)</w:t>
+      </w:r>
+    </w:p>
+    <w:p>
+      <w:pPr>
+        <w:ind w:firstLine="0"/>
+        <w:rPr>
+          <w:rFonts w:eastAsia="Calibri" w:cs="Times New Roman"/>
+          <w:sz w:val="20"/>
+          <w:szCs w:val="20"/>
+          <w:lang w:eastAsia="en-US"/>
+        </w:rPr>
+      </w:pPr>
+    </w:p>
+    <w:p>
+      <w:pPr>
+        <w:ind w:firstLine="0"/>
+        <w:rPr>
+          <w:rFonts w:eastAsia="Calibri" w:cs="Times New Roman"/>
+          <w:szCs w:val="24"/>
+          <w:u w:val="single"/>
+          <w:lang w:eastAsia="en-US"/>
+        </w:rPr>
+      </w:pPr>
+      <w:r>
+        <w:rPr>
+          <w:rFonts w:eastAsia="Calibri" w:cs="Times New Roman"/>
+          <w:szCs w:val="24"/>
+          <w:lang w:eastAsia="en-US"/>
+        </w:rPr>
+        <w:t>Научный руководитель</w:t>
+      </w:r>
+      <w:r>
+        <w:t xml:space="preserve">                </w:t>
+      </w:r>
+      <w:r>
+        <w:rPr>
+          <w:u w:val="single"/>
         </w:rPr>
         <w:t xml:space="preserve"> </w:t>
       </w:r>
@@ -1183,7 +1462,16 @@
           <w:u w:val="single"/>
           <w:lang w:eastAsia="en-US"/>
         </w:rPr>
-        <w:t xml:space="preserve">                                                       </w:t>
+        <w:t xml:space="preserve"> </w:t>
+      </w:r>
+      <w:r>
+        <w:rPr>
+          <w:rFonts w:eastAsia="Calibri" w:cs="Times New Roman"/>
+          <w:szCs w:val="24"/>
+          <w:u w:val="single"/>
+          <w:lang w:eastAsia="en-US"/>
+        </w:rPr>
+        <w:t xml:space="preserve">                                                      </w:t>
       </w:r>
       <w:r>
         <w:rPr>
@@ -1201,25 +1489,34 @@
           <w:u w:val="single"/>
           <w:lang w:eastAsia="en-US"/>
         </w:rPr>
-        <w:t xml:space="preserve">          </w:t>
-      </w:r>
-      <w:r>
-        <w:rPr>
-          <w:rFonts w:eastAsia="Calibri" w:cs="Times New Roman"/>
-          <w:szCs w:val="24"/>
-          <w:u w:val="single"/>
-          <w:lang w:eastAsia="en-US"/>
-        </w:rPr>
-        <w:t>Климов Б. А.</w:t>
-      </w:r>
-      <w:r>
-        <w:rPr>
-          <w:rFonts w:eastAsia="Calibri" w:cs="Times New Roman"/>
-          <w:szCs w:val="24"/>
-          <w:u w:val="single"/>
-          <w:lang w:eastAsia="en-US"/>
-        </w:rPr>
-        <w:t xml:space="preserve">           </w:t>
+        <w:t xml:space="preserve">   </w:t>
+      </w:r>
+      <w:r>
+        <w:rPr>
+          <w:rFonts w:eastAsia="Calibri" w:cs="Times New Roman"/>
+          <w:szCs w:val="24"/>
+          <w:u w:val="single"/>
+          <w:lang w:eastAsia="en-US"/>
+        </w:rPr>
+        <w:t xml:space="preserve">к.ф.-м.н. </w:t>
+      </w:r>
+      <w:r>
+        <w:rPr>
+          <w:rFonts w:eastAsia="Calibri" w:cs="Times New Roman"/>
+          <w:szCs w:val="24"/>
+          <w:u w:val="single"/>
+          <w:lang w:eastAsia="en-US"/>
+        </w:rPr>
+        <w:t>Ершов К. С.</w:t>
+      </w:r>
+      <w:r>
+        <w:rPr>
+          <w:rFonts w:eastAsia="Calibri" w:cs="Times New Roman"/>
+          <w:szCs w:val="24"/>
+          <w:u w:val="single"/>
+          <w:lang w:eastAsia="en-US"/>
+        </w:rPr>
+        <w:t xml:space="preserve">   </w:t>
       </w:r>
       <w:r>
         <w:rPr>
@@ -1278,6 +1575,191 @@
           <w:sz w:val="20"/>
           <w:szCs w:val="20"/>
         </w:rPr>
+        <w:t xml:space="preserve">                               </w:t>
+      </w:r>
+      <w:r>
+        <w:rPr>
+          <w:rFonts w:cs="Times New Roman"/>
+          <w:sz w:val="20"/>
+          <w:szCs w:val="20"/>
+        </w:rPr>
+        <w:t xml:space="preserve">  </w:t>
+      </w:r>
+      <w:r>
+        <w:rPr>
+          <w:rFonts w:cs="Times New Roman"/>
+          <w:sz w:val="20"/>
+          <w:szCs w:val="20"/>
+        </w:rPr>
+        <w:t>(расшифровка подписи)</w:t>
+      </w:r>
+    </w:p>
+    <w:p>
+      <w:pPr>
+        <w:ind w:firstLine="0"/>
+        <w:rPr>
+          <w:rFonts w:eastAsia="Calibri" w:cs="Times New Roman"/>
+          <w:sz w:val="20"/>
+          <w:szCs w:val="20"/>
+          <w:lang w:eastAsia="en-US"/>
+        </w:rPr>
+      </w:pPr>
+    </w:p>
+    <w:p>
+      <w:pPr>
+        <w:rPr>
+          <w:rFonts w:cs="Times New Roman"/>
+          <w:b/>
+          <w:szCs w:val="24"/>
+        </w:rPr>
+      </w:pPr>
+      <w:r>
+        <w:rPr>
+          <w:rFonts w:cs="Times New Roman"/>
+          <w:b/>
+          <w:szCs w:val="24"/>
+        </w:rPr>
+        <w:t>Согласовано</w:t>
+      </w:r>
+    </w:p>
+    <w:p>
+      <w:pPr>
+        <w:ind w:firstLine="0"/>
+        <w:rPr>
+          <w:rFonts w:eastAsia="Calibri" w:cs="Times New Roman"/>
+          <w:szCs w:val="24"/>
+          <w:lang w:eastAsia="en-US"/>
+        </w:rPr>
+      </w:pPr>
+      <w:r>
+        <w:rPr>
+          <w:rFonts w:cs="Times New Roman"/>
+          <w:szCs w:val="24"/>
+        </w:rPr>
+        <w:t>Руководитель практики от НГУ</w:t>
+      </w:r>
+      <w:r>
+        <w:t xml:space="preserve">  </w:t>
+      </w:r>
+      <w:r>
+        <w:rPr>
+          <w:rFonts w:eastAsia="Calibri" w:cs="Times New Roman"/>
+          <w:szCs w:val="24"/>
+          <w:u w:val="single"/>
+          <w:lang w:eastAsia="en-US"/>
+        </w:rPr>
+        <w:t xml:space="preserve"> </w:t>
+      </w:r>
+      <w:r>
+        <w:rPr>
+          <w:rFonts w:eastAsia="Calibri" w:cs="Times New Roman"/>
+          <w:szCs w:val="24"/>
+          <w:u w:val="single"/>
+          <w:lang w:eastAsia="en-US"/>
+        </w:rPr>
+        <w:t xml:space="preserve"> </w:t>
+      </w:r>
+      <w:r>
+        <w:rPr>
+          <w:rFonts w:eastAsia="Calibri" w:cs="Times New Roman"/>
+          <w:szCs w:val="24"/>
+          <w:u w:val="single"/>
+          <w:lang w:eastAsia="en-US"/>
+        </w:rPr>
+        <w:t xml:space="preserve">                                        </w:t>
+      </w:r>
+      <w:r>
+        <w:rPr>
+          <w:rFonts w:eastAsia="Calibri" w:cs="Times New Roman"/>
+          <w:szCs w:val="24"/>
+          <w:u w:val="single"/>
+          <w:lang w:eastAsia="en-US"/>
+        </w:rPr>
+        <w:t>(</w:t>
+      </w:r>
+      <w:r>
+        <w:rPr>
+          <w:rFonts w:cs="Times New Roman"/>
+          <w:szCs w:val="24"/>
+          <w:u w:val="single"/>
+        </w:rPr>
+        <w:t xml:space="preserve">д.т.н. проф. </w:t>
+      </w:r>
+      <w:proofErr w:type="spellStart"/>
+      <w:r>
+        <w:rPr>
+          <w:rFonts w:cs="Times New Roman"/>
+          <w:szCs w:val="24"/>
+          <w:u w:val="single"/>
+        </w:rPr>
+        <w:t>Двойнишников</w:t>
+      </w:r>
+      <w:proofErr w:type="spellEnd"/>
+      <w:r>
+        <w:rPr>
+          <w:rFonts w:cs="Times New Roman"/>
+          <w:szCs w:val="24"/>
+          <w:u w:val="single"/>
+        </w:rPr>
+        <w:t xml:space="preserve"> С. В.</w:t>
+      </w:r>
+      <w:r>
+        <w:rPr>
+          <w:rFonts w:eastAsia="Calibri" w:cs="Times New Roman"/>
+          <w:szCs w:val="24"/>
+          <w:u w:val="single"/>
+          <w:lang w:eastAsia="en-US"/>
+        </w:rPr>
+        <w:t>)</w:t>
+      </w:r>
+    </w:p>
+    <w:p>
+      <w:pPr>
+        <w:ind w:firstLine="0"/>
+        <w:rPr>
+          <w:rFonts w:cs="Times New Roman"/>
+          <w:sz w:val="20"/>
+          <w:szCs w:val="20"/>
+        </w:rPr>
+      </w:pPr>
+      <w:r>
+        <w:rPr>
+          <w:rFonts w:eastAsia="Times New Roman" w:cs="Times New Roman"/>
+          <w:sz w:val="20"/>
+          <w:szCs w:val="20"/>
+        </w:rPr>
+        <w:t xml:space="preserve">                                                               </w:t>
+      </w:r>
+      <w:r>
+        <w:rPr>
+          <w:rFonts w:eastAsia="Times New Roman" w:cs="Times New Roman"/>
+          <w:sz w:val="20"/>
+          <w:szCs w:val="20"/>
+        </w:rPr>
+        <w:t xml:space="preserve">                   </w:t>
+      </w:r>
+      <w:r>
+        <w:rPr>
+          <w:rFonts w:eastAsia="Times New Roman" w:cs="Times New Roman"/>
+          <w:sz w:val="20"/>
+          <w:szCs w:val="20"/>
+        </w:rPr>
+        <w:t xml:space="preserve">  </w:t>
+      </w:r>
+      <w:r>
+        <w:rPr>
+          <w:rFonts w:cs="Times New Roman"/>
+          <w:sz w:val="20"/>
+          <w:szCs w:val="20"/>
+        </w:rPr>
+        <w:t>(подпись)</w:t>
+      </w:r>
+      <w:r>
+        <w:rPr>
+          <w:rFonts w:cs="Times New Roman"/>
+          <w:sz w:val="20"/>
+          <w:szCs w:val="20"/>
+        </w:rPr>
         <w:t xml:space="preserve">                               (расшифровка подписи)</w:t>
       </w:r>
     </w:p>
@@ -1286,7 +1768,8 @@
         <w:ind w:firstLine="0"/>
         <w:rPr>
           <w:rFonts w:eastAsia="Calibri" w:cs="Times New Roman"/>
-          <w:szCs w:val="24"/>
+          <w:sz w:val="20"/>
+          <w:szCs w:val="20"/>
           <w:lang w:eastAsia="en-US"/>
         </w:rPr>
       </w:pPr>
@@ -1295,25 +1778,45 @@
       <w:pPr>
         <w:ind w:firstLine="0"/>
         <w:rPr>
-          <w:rFonts w:eastAsia="Calibri" w:cs="Times New Roman"/>
-          <w:szCs w:val="24"/>
-          <w:u w:val="single"/>
-          <w:lang w:eastAsia="en-US"/>
-        </w:rPr>
-      </w:pPr>
-      <w:r>
-        <w:rPr>
-          <w:rFonts w:eastAsia="Calibri" w:cs="Times New Roman"/>
-          <w:szCs w:val="24"/>
-          <w:lang w:eastAsia="en-US"/>
-        </w:rPr>
-        <w:t>Научный руководитель</w:t>
-      </w:r>
-      <w:r>
-        <w:t xml:space="preserve">                </w:t>
-      </w:r>
-      <w:r>
-        <w:rPr>
+          <w:rFonts w:cs="Times New Roman"/>
+          <w:szCs w:val="24"/>
+        </w:rPr>
+      </w:pPr>
+      <w:r>
+        <w:rPr>
+          <w:rFonts w:cs="Times New Roman"/>
+          <w:szCs w:val="24"/>
+        </w:rPr>
+        <w:t xml:space="preserve">Руководитель практики от </w:t>
+      </w:r>
+    </w:p>
+    <w:p>
+      <w:pPr>
+        <w:ind w:firstLine="0"/>
+        <w:rPr>
+          <w:rFonts w:eastAsia="Times New Roman" w:cs="Times New Roman"/>
+          <w:szCs w:val="24"/>
+          <w:u w:val="single"/>
+        </w:rPr>
+      </w:pPr>
+      <w:r>
+        <w:rPr>
+          <w:rFonts w:cs="Times New Roman"/>
+          <w:szCs w:val="24"/>
+        </w:rPr>
+        <w:t>профильной организации</w:t>
+      </w:r>
+      <w:r>
+        <w:rPr>
+          <w:rFonts w:cs="Times New Roman"/>
+          <w:szCs w:val="24"/>
+        </w:rPr>
+        <w:t xml:space="preserve">             </w:t>
+      </w:r>
+      <w:r>
+        <w:rPr>
+          <w:rFonts w:cs="Times New Roman"/>
+          <w:szCs w:val="24"/>
           <w:u w:val="single"/>
         </w:rPr>
         <w:t xml:space="preserve"> </w:t>
@@ -1334,7 +1837,7 @@
           <w:u w:val="single"/>
           <w:lang w:eastAsia="en-US"/>
         </w:rPr>
-        <w:t xml:space="preserve">                                                      </w:t>
+        <w:t xml:space="preserve">                                        </w:t>
       </w:r>
       <w:r>
         <w:rPr>
@@ -1347,39 +1850,11 @@
       </w:r>
       <w:r>
         <w:rPr>
-          <w:rFonts w:eastAsia="Calibri" w:cs="Times New Roman"/>
-          <w:szCs w:val="24"/>
-          <w:u w:val="single"/>
-          <w:lang w:eastAsia="en-US"/>
-        </w:rPr>
-        <w:t xml:space="preserve">   </w:t>
-      </w:r>
-      <w:r>
-        <w:rPr>
-          <w:rFonts w:eastAsia="Calibri" w:cs="Times New Roman"/>
-          <w:szCs w:val="24"/>
-          <w:u w:val="single"/>
-          <w:lang w:eastAsia="en-US"/>
-        </w:rPr>
-        <w:t xml:space="preserve">к.ф.-м.н. </w:t>
-      </w:r>
-      <w:r>
-        <w:rPr>
-          <w:rFonts w:eastAsia="Calibri" w:cs="Times New Roman"/>
-          <w:szCs w:val="24"/>
-          <w:u w:val="single"/>
-          <w:lang w:eastAsia="en-US"/>
-        </w:rPr>
-        <w:t>Ершов К. С.</w:t>
-      </w:r>
-      <w:r>
-        <w:rPr>
-          <w:rFonts w:eastAsia="Calibri" w:cs="Times New Roman"/>
-          <w:szCs w:val="24"/>
-          <w:u w:val="single"/>
-          <w:lang w:eastAsia="en-US"/>
-        </w:rPr>
-        <w:t xml:space="preserve">   </w:t>
+          <w:rFonts w:cs="Times New Roman"/>
+          <w:szCs w:val="24"/>
+          <w:u w:val="single"/>
+        </w:rPr>
+        <w:t xml:space="preserve">                                                         </w:t>
       </w:r>
       <w:r>
         <w:rPr>
@@ -1414,7 +1889,7 @@
           <w:sz w:val="20"/>
           <w:szCs w:val="20"/>
         </w:rPr>
-        <w:t xml:space="preserve">                         </w:t>
+        <w:t xml:space="preserve">                   </w:t>
       </w:r>
       <w:r>
         <w:rPr>
@@ -1446,328 +1921,8 @@
         <w:ind w:firstLine="0"/>
         <w:rPr>
           <w:rFonts w:eastAsia="Calibri" w:cs="Times New Roman"/>
-          <w:szCs w:val="24"/>
-          <w:lang w:eastAsia="en-US"/>
-        </w:rPr>
-      </w:pPr>
-    </w:p>
-    <w:p>
-      <w:pPr>
-        <w:rPr>
-          <w:rFonts w:cs="Times New Roman"/>
-          <w:b/>
-          <w:szCs w:val="24"/>
-        </w:rPr>
-      </w:pPr>
-      <w:r>
-        <w:rPr>
-          <w:rFonts w:cs="Times New Roman"/>
-          <w:b/>
-          <w:szCs w:val="24"/>
-        </w:rPr>
-        <w:t>Согласовано</w:t>
-      </w:r>
-    </w:p>
-    <w:p>
-      <w:pPr>
-        <w:ind w:firstLine="0"/>
-        <w:rPr>
-          <w:rFonts w:eastAsia="Calibri" w:cs="Times New Roman"/>
-          <w:szCs w:val="24"/>
-          <w:lang w:eastAsia="en-US"/>
-        </w:rPr>
-      </w:pPr>
-      <w:r>
-        <w:rPr>
-          <w:rFonts w:cs="Times New Roman"/>
-          <w:szCs w:val="24"/>
-        </w:rPr>
-        <w:t>Руководитель практики от НГУ</w:t>
-      </w:r>
-      <w:r>
-        <w:t xml:space="preserve">  </w:t>
-      </w:r>
-      <w:r>
-        <w:rPr>
-          <w:rFonts w:eastAsia="Calibri" w:cs="Times New Roman"/>
-          <w:szCs w:val="24"/>
-          <w:u w:val="single"/>
-          <w:lang w:eastAsia="en-US"/>
-        </w:rPr>
-        <w:t xml:space="preserve"> </w:t>
-      </w:r>
-      <w:r>
-        <w:rPr>
-          <w:rFonts w:eastAsia="Calibri" w:cs="Times New Roman"/>
-          <w:szCs w:val="24"/>
-          <w:u w:val="single"/>
-          <w:lang w:eastAsia="en-US"/>
-        </w:rPr>
-        <w:t xml:space="preserve"> </w:t>
-      </w:r>
-      <w:r>
-        <w:rPr>
-          <w:rFonts w:eastAsia="Calibri" w:cs="Times New Roman"/>
-          <w:szCs w:val="24"/>
-          <w:u w:val="single"/>
-          <w:lang w:eastAsia="en-US"/>
-        </w:rPr>
-        <w:t xml:space="preserve">                                        </w:t>
-      </w:r>
-      <w:r>
-        <w:rPr>
-          <w:rFonts w:eastAsia="Calibri" w:cs="Times New Roman"/>
-          <w:szCs w:val="24"/>
-          <w:u w:val="single"/>
-          <w:lang w:eastAsia="en-US"/>
-        </w:rPr>
-        <w:t>(</w:t>
-      </w:r>
-      <w:r>
-        <w:rPr>
-          <w:rFonts w:cs="Times New Roman"/>
-          <w:szCs w:val="24"/>
-          <w:u w:val="single"/>
-        </w:rPr>
-        <w:t xml:space="preserve">д.т.н. проф. </w:t>
-      </w:r>
-      <w:proofErr w:type="spellStart"/>
-      <w:r>
-        <w:rPr>
-          <w:rFonts w:cs="Times New Roman"/>
-          <w:szCs w:val="24"/>
-          <w:u w:val="single"/>
-        </w:rPr>
-        <w:t>Двойнишников</w:t>
-      </w:r>
-      <w:proofErr w:type="spellEnd"/>
-      <w:r>
-        <w:rPr>
-          <w:rFonts w:cs="Times New Roman"/>
-          <w:szCs w:val="24"/>
-          <w:u w:val="single"/>
-        </w:rPr>
-        <w:t xml:space="preserve"> С. В.</w:t>
-      </w:r>
-      <w:r>
-        <w:rPr>
-          <w:rFonts w:eastAsia="Calibri" w:cs="Times New Roman"/>
-          <w:szCs w:val="24"/>
-          <w:u w:val="single"/>
-          <w:lang w:eastAsia="en-US"/>
-        </w:rPr>
-        <w:t>)</w:t>
-      </w:r>
-    </w:p>
-    <w:p>
-      <w:pPr>
-        <w:ind w:firstLine="0"/>
-        <w:rPr>
-          <w:rFonts w:cs="Times New Roman"/>
-          <w:sz w:val="20"/>
-          <w:szCs w:val="20"/>
-        </w:rPr>
-      </w:pPr>
-      <w:r>
-        <w:rPr>
-          <w:rFonts w:eastAsia="Times New Roman" w:cs="Times New Roman"/>
-          <w:sz w:val="20"/>
-          <w:szCs w:val="20"/>
-        </w:rPr>
-        <w:t xml:space="preserve">                                                               </w:t>
-      </w:r>
-      <w:r>
-        <w:rPr>
-          <w:rFonts w:eastAsia="Times New Roman" w:cs="Times New Roman"/>
-          <w:sz w:val="20"/>
-          <w:szCs w:val="20"/>
-        </w:rPr>
-        <w:t xml:space="preserve">                   </w:t>
-      </w:r>
-      <w:r>
-        <w:rPr>
-          <w:rFonts w:eastAsia="Times New Roman" w:cs="Times New Roman"/>
-          <w:sz w:val="20"/>
-          <w:szCs w:val="20"/>
-        </w:rPr>
-        <w:t xml:space="preserve">  </w:t>
-      </w:r>
-      <w:r>
-        <w:rPr>
-          <w:rFonts w:cs="Times New Roman"/>
-          <w:sz w:val="20"/>
-          <w:szCs w:val="20"/>
-        </w:rPr>
-        <w:t>(подпись)</w:t>
-      </w:r>
-      <w:r>
-        <w:rPr>
-          <w:rFonts w:cs="Times New Roman"/>
-          <w:sz w:val="20"/>
-          <w:szCs w:val="20"/>
-        </w:rPr>
-        <w:t xml:space="preserve">                               (расшифровка подписи)</w:t>
-      </w:r>
-    </w:p>
-    <w:p>
-      <w:pPr>
-        <w:ind w:firstLine="0"/>
-        <w:rPr>
-          <w:rFonts w:eastAsia="Calibri" w:cs="Times New Roman"/>
-          <w:szCs w:val="24"/>
-          <w:lang w:eastAsia="en-US"/>
-        </w:rPr>
-      </w:pPr>
-    </w:p>
-    <w:p>
-      <w:pPr>
-        <w:ind w:firstLine="0"/>
-        <w:rPr>
-          <w:rFonts w:cs="Times New Roman"/>
-          <w:szCs w:val="24"/>
-        </w:rPr>
-      </w:pPr>
-      <w:r>
-        <w:rPr>
-          <w:rFonts w:cs="Times New Roman"/>
-          <w:szCs w:val="24"/>
-        </w:rPr>
-        <w:lastRenderedPageBreak/>
-        <w:t xml:space="preserve">Руководитель практики от </w:t>
-      </w:r>
-    </w:p>
-    <w:p>
-      <w:pPr>
-        <w:ind w:firstLine="0"/>
-        <w:rPr>
-          <w:rFonts w:eastAsia="Times New Roman" w:cs="Times New Roman"/>
-          <w:szCs w:val="24"/>
-          <w:u w:val="single"/>
-        </w:rPr>
-      </w:pPr>
-      <w:r>
-        <w:rPr>
-          <w:rFonts w:cs="Times New Roman"/>
-          <w:szCs w:val="24"/>
-        </w:rPr>
-        <w:t>профильной организации</w:t>
-      </w:r>
-      <w:r>
-        <w:rPr>
-          <w:rFonts w:cs="Times New Roman"/>
-          <w:szCs w:val="24"/>
-        </w:rPr>
-        <w:t xml:space="preserve">             </w:t>
-      </w:r>
-      <w:r>
-        <w:rPr>
-          <w:rFonts w:cs="Times New Roman"/>
-          <w:szCs w:val="24"/>
-          <w:u w:val="single"/>
-        </w:rPr>
-        <w:t xml:space="preserve"> </w:t>
-      </w:r>
-      <w:r>
-        <w:rPr>
-          <w:rFonts w:eastAsia="Calibri" w:cs="Times New Roman"/>
-          <w:szCs w:val="24"/>
-          <w:u w:val="single"/>
-          <w:lang w:eastAsia="en-US"/>
-        </w:rPr>
-        <w:t xml:space="preserve"> </w:t>
-      </w:r>
-      <w:r>
-        <w:rPr>
-          <w:rFonts w:eastAsia="Calibri" w:cs="Times New Roman"/>
-          <w:szCs w:val="24"/>
-          <w:u w:val="single"/>
-          <w:lang w:eastAsia="en-US"/>
-        </w:rPr>
-        <w:t xml:space="preserve">                                        </w:t>
-      </w:r>
-      <w:r>
-        <w:rPr>
-          <w:rFonts w:eastAsia="Calibri" w:cs="Times New Roman"/>
-          <w:szCs w:val="24"/>
-          <w:u w:val="single"/>
-          <w:lang w:eastAsia="en-US"/>
-        </w:rPr>
-        <w:t>(</w:t>
-      </w:r>
-      <w:r>
-        <w:rPr>
-          <w:rFonts w:cs="Times New Roman"/>
-          <w:szCs w:val="24"/>
-          <w:u w:val="single"/>
-        </w:rPr>
-        <w:t xml:space="preserve">                                                         </w:t>
-      </w:r>
-      <w:r>
-        <w:rPr>
-          <w:rFonts w:eastAsia="Calibri" w:cs="Times New Roman"/>
-          <w:szCs w:val="24"/>
-          <w:u w:val="single"/>
-          <w:lang w:eastAsia="en-US"/>
-        </w:rPr>
-        <w:t>)</w:t>
-      </w:r>
-    </w:p>
-    <w:p>
-      <w:pPr>
-        <w:ind w:firstLine="0"/>
-        <w:rPr>
-          <w:rFonts w:cs="Times New Roman"/>
-          <w:sz w:val="20"/>
-          <w:szCs w:val="20"/>
-        </w:rPr>
-      </w:pPr>
-      <w:r>
-        <w:rPr>
-          <w:rFonts w:eastAsia="Times New Roman" w:cs="Times New Roman"/>
-          <w:sz w:val="20"/>
-          <w:szCs w:val="20"/>
-        </w:rPr>
-        <w:t xml:space="preserve">                                                               </w:t>
-      </w:r>
-      <w:r>
-        <w:rPr>
-          <w:rFonts w:eastAsia="Times New Roman" w:cs="Times New Roman"/>
-          <w:sz w:val="20"/>
-          <w:szCs w:val="20"/>
-        </w:rPr>
-        <w:t xml:space="preserve">                   </w:t>
-      </w:r>
-      <w:r>
-        <w:rPr>
-          <w:rFonts w:eastAsia="Times New Roman" w:cs="Times New Roman"/>
-          <w:sz w:val="20"/>
-          <w:szCs w:val="20"/>
-        </w:rPr>
-        <w:t xml:space="preserve">  </w:t>
-      </w:r>
-      <w:r>
-        <w:rPr>
-          <w:rFonts w:cs="Times New Roman"/>
-          <w:sz w:val="20"/>
-          <w:szCs w:val="20"/>
-        </w:rPr>
-        <w:t>(подпись)</w:t>
-      </w:r>
-      <w:r>
-        <w:rPr>
-          <w:rFonts w:cs="Times New Roman"/>
-          <w:sz w:val="20"/>
-          <w:szCs w:val="20"/>
-        </w:rPr>
-        <w:t xml:space="preserve">                               (расшифровка подписи)</w:t>
-      </w:r>
-    </w:p>
-    <w:p>
-      <w:pPr>
-        <w:ind w:firstLine="0"/>
-        <w:rPr>
-          <w:rFonts w:eastAsia="Calibri" w:cs="Times New Roman"/>
-          <w:szCs w:val="24"/>
+          <w:sz w:val="20"/>
+          <w:szCs w:val="20"/>
           <w:lang w:eastAsia="en-US"/>
         </w:rPr>
       </w:pPr>
@@ -1852,7 +2007,8 @@
         <w:ind w:firstLine="0"/>
         <w:rPr>
           <w:rFonts w:eastAsia="Calibri" w:cs="Times New Roman"/>
-          <w:szCs w:val="24"/>
+          <w:sz w:val="20"/>
+          <w:szCs w:val="20"/>
           <w:lang w:eastAsia="en-US"/>
         </w:rPr>
       </w:pPr>

--- a/Novosibirsk_State_University/Дипломная работа/План.docx
+++ b/Novosibirsk_State_University/Дипломная работа/План.docx
@@ -608,10 +608,12 @@
         <w:tc>
           <w:tcPr>
             <w:tcW w:w="7137" w:type="dxa"/>
+            <w:vAlign w:val="center"/>
           </w:tcPr>
           <w:p>
             <w:pPr>
               <w:ind w:firstLine="0"/>
+              <w:jc w:val="left"/>
               <w:rPr>
                 <w:szCs w:val="24"/>
                 <w:lang w:eastAsia="en-US"/>
@@ -761,10 +763,12 @@
         <w:tc>
           <w:tcPr>
             <w:tcW w:w="7137" w:type="dxa"/>
+            <w:vAlign w:val="center"/>
           </w:tcPr>
           <w:p>
             <w:pPr>
               <w:ind w:firstLine="0"/>
+              <w:jc w:val="left"/>
               <w:rPr>
                 <w:szCs w:val="24"/>
                 <w:lang w:eastAsia="en-US"/>
@@ -859,10 +863,12 @@
         <w:tc>
           <w:tcPr>
             <w:tcW w:w="7137" w:type="dxa"/>
+            <w:vAlign w:val="center"/>
           </w:tcPr>
           <w:p>
             <w:pPr>
               <w:ind w:firstLine="0"/>
+              <w:jc w:val="left"/>
               <w:rPr>
                 <w:szCs w:val="24"/>
                 <w:lang w:eastAsia="en-US"/>
@@ -956,10 +962,12 @@
         <w:tc>
           <w:tcPr>
             <w:tcW w:w="7137" w:type="dxa"/>
+            <w:vAlign w:val="center"/>
           </w:tcPr>
           <w:p>
             <w:pPr>
               <w:ind w:firstLine="0"/>
+              <w:jc w:val="left"/>
               <w:rPr>
                 <w:szCs w:val="24"/>
                 <w:lang w:eastAsia="en-US"/>
@@ -1067,10 +1075,12 @@
         <w:tc>
           <w:tcPr>
             <w:tcW w:w="7137" w:type="dxa"/>
+            <w:vAlign w:val="center"/>
           </w:tcPr>
           <w:p>
             <w:pPr>
               <w:ind w:firstLine="0"/>
+              <w:jc w:val="left"/>
               <w:rPr>
                 <w:szCs w:val="24"/>
                 <w:lang w:eastAsia="en-US"/>
@@ -1164,10 +1174,12 @@
         <w:tc>
           <w:tcPr>
             <w:tcW w:w="7137" w:type="dxa"/>
+            <w:vAlign w:val="center"/>
           </w:tcPr>
           <w:p>
             <w:pPr>
               <w:ind w:firstLine="0"/>
+              <w:jc w:val="left"/>
               <w:rPr>
                 <w:szCs w:val="24"/>
                 <w:lang w:eastAsia="en-US"/>
@@ -1219,6 +1231,7 @@
         </w:rPr>
       </w:pPr>
       <w:bookmarkStart w:id="1" w:name="_Hlk209610694"/>
+      <w:proofErr w:type="gramStart"/>
       <w:r>
         <w:rPr>
           <w:rFonts w:eastAsia="Calibri" w:cs="Times New Roman"/>
@@ -1234,6 +1247,50 @@
           <w:u w:val="single"/>
           <w:lang w:eastAsia="en-US"/>
         </w:rPr>
+        <w:t xml:space="preserve">  </w:t>
+      </w:r>
+      <w:proofErr w:type="gramEnd"/>
+      <w:r>
+        <w:rPr>
+          <w:rFonts w:eastAsia="Calibri" w:cs="Times New Roman"/>
+          <w:szCs w:val="24"/>
+          <w:u w:val="single"/>
+          <w:lang w:eastAsia="en-US"/>
+        </w:rPr>
+        <w:t xml:space="preserve">      </w:t>
+      </w:r>
+      <w:r>
+        <w:rPr>
+          <w:rFonts w:eastAsia="Calibri" w:cs="Times New Roman"/>
+          <w:szCs w:val="24"/>
+          <w:lang w:eastAsia="en-US"/>
+        </w:rPr>
+        <w:t>»</w:t>
+      </w:r>
+      <w:r>
+        <w:rPr>
+          <w:rFonts w:eastAsia="Calibri" w:cs="Times New Roman"/>
+          <w:szCs w:val="24"/>
+          <w:u w:val="single"/>
+          <w:lang w:eastAsia="en-US"/>
+        </w:rPr>
+        <w:t xml:space="preserve">                        </w:t>
+      </w:r>
+      <w:r>
+        <w:rPr>
+          <w:rFonts w:eastAsia="Calibri" w:cs="Times New Roman"/>
+          <w:szCs w:val="24"/>
+          <w:lang w:eastAsia="en-US"/>
+        </w:rPr>
+        <w:t>20</w:t>
+      </w:r>
+      <w:r>
+        <w:rPr>
+          <w:rFonts w:eastAsia="Calibri" w:cs="Times New Roman"/>
+          <w:szCs w:val="24"/>
+          <w:u w:val="single"/>
+          <w:lang w:eastAsia="en-US"/>
+        </w:rPr>
         <w:t xml:space="preserve">        </w:t>
       </w:r>
       <w:r>
@@ -1242,25 +1299,55 @@
           <w:szCs w:val="24"/>
           <w:lang w:eastAsia="en-US"/>
         </w:rPr>
-        <w:t>»</w:t>
-      </w:r>
-      <w:r>
-        <w:rPr>
-          <w:rFonts w:eastAsia="Calibri" w:cs="Times New Roman"/>
-          <w:szCs w:val="24"/>
-          <w:u w:val="single"/>
-          <w:lang w:eastAsia="en-US"/>
-        </w:rPr>
-        <w:t xml:space="preserve">                        </w:t>
-      </w:r>
-      <w:r>
-        <w:rPr>
-          <w:rFonts w:eastAsia="Calibri" w:cs="Times New Roman"/>
-          <w:szCs w:val="24"/>
-          <w:lang w:eastAsia="en-US"/>
-        </w:rPr>
-        <w:t>20</w:t>
-      </w:r>
+        <w:t>г.</w:t>
+      </w:r>
+      <w:bookmarkEnd w:id="1"/>
+      <w:r>
+        <w:rPr>
+          <w:rFonts w:eastAsia="Calibri" w:cs="Times New Roman"/>
+          <w:szCs w:val="24"/>
+          <w:lang w:eastAsia="en-US"/>
+        </w:rPr>
+        <w:t xml:space="preserve">       </w:t>
+      </w:r>
+      <w:r>
+        <w:rPr>
+          <w:rFonts w:eastAsia="Calibri" w:cs="Times New Roman"/>
+          <w:szCs w:val="24"/>
+          <w:u w:val="single"/>
+          <w:lang w:eastAsia="en-US"/>
+        </w:rPr>
+        <w:t xml:space="preserve"> </w:t>
+      </w:r>
+      <w:r>
+        <w:rPr>
+          <w:rFonts w:eastAsia="Calibri" w:cs="Times New Roman"/>
+          <w:szCs w:val="24"/>
+          <w:u w:val="single"/>
+          <w:lang w:eastAsia="en-US"/>
+        </w:rPr>
+        <w:t xml:space="preserve">                                                       </w:t>
+      </w:r>
+      <w:proofErr w:type="gramStart"/>
+      <w:r>
+        <w:rPr>
+          <w:rFonts w:eastAsia="Calibri" w:cs="Times New Roman"/>
+          <w:szCs w:val="24"/>
+          <w:u w:val="single"/>
+          <w:lang w:eastAsia="en-US"/>
+        </w:rPr>
+        <w:t>(</w:t>
+      </w:r>
+      <w:r>
+        <w:rPr>
+          <w:rFonts w:eastAsia="Calibri" w:cs="Times New Roman"/>
+          <w:szCs w:val="24"/>
+          <w:u w:val="single"/>
+          <w:lang w:eastAsia="en-US"/>
+        </w:rPr>
+        <w:t xml:space="preserve">  </w:t>
+      </w:r>
+      <w:proofErr w:type="gramEnd"/>
       <w:r>
         <w:rPr>
           <w:rFonts w:eastAsia="Calibri" w:cs="Times New Roman"/>
@@ -1269,59 +1356,6 @@
           <w:lang w:eastAsia="en-US"/>
         </w:rPr>
         <w:t xml:space="preserve">        </w:t>
-      </w:r>
-      <w:r>
-        <w:rPr>
-          <w:rFonts w:eastAsia="Calibri" w:cs="Times New Roman"/>
-          <w:szCs w:val="24"/>
-          <w:lang w:eastAsia="en-US"/>
-        </w:rPr>
-        <w:t>г.</w:t>
-      </w:r>
-      <w:bookmarkEnd w:id="1"/>
-      <w:r>
-        <w:rPr>
-          <w:rFonts w:eastAsia="Calibri" w:cs="Times New Roman"/>
-          <w:szCs w:val="24"/>
-          <w:lang w:eastAsia="en-US"/>
-        </w:rPr>
-        <w:t xml:space="preserve">       </w:t>
-      </w:r>
-      <w:r>
-        <w:rPr>
-          <w:rFonts w:eastAsia="Calibri" w:cs="Times New Roman"/>
-          <w:szCs w:val="24"/>
-          <w:u w:val="single"/>
-          <w:lang w:eastAsia="en-US"/>
-        </w:rPr>
-        <w:t xml:space="preserve"> </w:t>
-      </w:r>
-      <w:r>
-        <w:rPr>
-          <w:rFonts w:eastAsia="Calibri" w:cs="Times New Roman"/>
-          <w:szCs w:val="24"/>
-          <w:u w:val="single"/>
-          <w:lang w:eastAsia="en-US"/>
-        </w:rPr>
-        <w:t xml:space="preserve">                                                       </w:t>
-      </w:r>
-      <w:r>
-        <w:rPr>
-          <w:rFonts w:eastAsia="Calibri" w:cs="Times New Roman"/>
-          <w:szCs w:val="24"/>
-          <w:u w:val="single"/>
-          <w:lang w:eastAsia="en-US"/>
-        </w:rPr>
-        <w:t>(</w:t>
-      </w:r>
-      <w:r>
-        <w:rPr>
-          <w:rFonts w:eastAsia="Calibri" w:cs="Times New Roman"/>
-          <w:szCs w:val="24"/>
-          <w:u w:val="single"/>
-          <w:lang w:eastAsia="en-US"/>
-        </w:rPr>
-        <w:t xml:space="preserve">          </w:t>
       </w:r>
       <w:r>
         <w:rPr>
@@ -1390,15 +1424,33 @@
           <w:sz w:val="20"/>
           <w:szCs w:val="20"/>
         </w:rPr>
-        <w:t>(подпись)</w:t>
-      </w:r>
-      <w:r>
-        <w:rPr>
-          <w:rFonts w:cs="Times New Roman"/>
-          <w:sz w:val="20"/>
-          <w:szCs w:val="20"/>
-        </w:rPr>
-        <w:t xml:space="preserve">                               </w:t>
+        <w:t>(</w:t>
+      </w:r>
+      <w:proofErr w:type="gramStart"/>
+      <w:r>
+        <w:rPr>
+          <w:rFonts w:cs="Times New Roman"/>
+          <w:sz w:val="20"/>
+          <w:szCs w:val="20"/>
+        </w:rPr>
+        <w:t>подпись)</w:t>
+      </w:r>
+      <w:r>
+        <w:rPr>
+          <w:rFonts w:cs="Times New Roman"/>
+          <w:sz w:val="20"/>
+          <w:szCs w:val="20"/>
+        </w:rPr>
+        <w:t xml:space="preserve">   </w:t>
+      </w:r>
+      <w:proofErr w:type="gramEnd"/>
+      <w:r>
+        <w:rPr>
+          <w:rFonts w:cs="Times New Roman"/>
+          <w:sz w:val="20"/>
+          <w:szCs w:val="20"/>
+        </w:rPr>
+        <w:t xml:space="preserve">                            </w:t>
       </w:r>
       <w:r>
         <w:rPr>
@@ -1471,7 +1523,17 @@
           <w:u w:val="single"/>
           <w:lang w:eastAsia="en-US"/>
         </w:rPr>
-        <w:t xml:space="preserve">                                                      </w:t>
+        <w:t xml:space="preserve">                                                   </w:t>
+      </w:r>
+      <w:proofErr w:type="gramStart"/>
+      <w:r>
+        <w:rPr>
+          <w:rFonts w:eastAsia="Calibri" w:cs="Times New Roman"/>
+          <w:szCs w:val="24"/>
+          <w:u w:val="single"/>
+          <w:lang w:eastAsia="en-US"/>
+        </w:rPr>
+        <w:t xml:space="preserve">   </w:t>
       </w:r>
       <w:r>
         <w:rPr>
@@ -1482,6 +1544,7 @@
         </w:rPr>
         <w:t>(</w:t>
       </w:r>
+      <w:proofErr w:type="gramEnd"/>
       <w:r>
         <w:rPr>
           <w:rFonts w:eastAsia="Calibri" w:cs="Times New Roman"/>
@@ -1567,15 +1630,33 @@
           <w:sz w:val="20"/>
           <w:szCs w:val="20"/>
         </w:rPr>
-        <w:t>(подпись)</w:t>
-      </w:r>
-      <w:r>
-        <w:rPr>
-          <w:rFonts w:cs="Times New Roman"/>
-          <w:sz w:val="20"/>
-          <w:szCs w:val="20"/>
-        </w:rPr>
-        <w:t xml:space="preserve">                               </w:t>
+        <w:t>(</w:t>
+      </w:r>
+      <w:proofErr w:type="gramStart"/>
+      <w:r>
+        <w:rPr>
+          <w:rFonts w:cs="Times New Roman"/>
+          <w:sz w:val="20"/>
+          <w:szCs w:val="20"/>
+        </w:rPr>
+        <w:t>подпись)</w:t>
+      </w:r>
+      <w:r>
+        <w:rPr>
+          <w:rFonts w:cs="Times New Roman"/>
+          <w:sz w:val="20"/>
+          <w:szCs w:val="20"/>
+        </w:rPr>
+        <w:t xml:space="preserve">   </w:t>
+      </w:r>
+      <w:proofErr w:type="gramEnd"/>
+      <w:r>
+        <w:rPr>
+          <w:rFonts w:cs="Times New Roman"/>
+          <w:sz w:val="20"/>
+          <w:szCs w:val="20"/>
+        </w:rPr>
+        <w:t xml:space="preserve">                            </w:t>
       </w:r>
       <w:r>
         <w:rPr>
@@ -1752,15 +1833,33 @@
           <w:sz w:val="20"/>
           <w:szCs w:val="20"/>
         </w:rPr>
-        <w:t>(подпись)</w:t>
-      </w:r>
-      <w:r>
-        <w:rPr>
-          <w:rFonts w:cs="Times New Roman"/>
-          <w:sz w:val="20"/>
-          <w:szCs w:val="20"/>
-        </w:rPr>
-        <w:t xml:space="preserve">                               (расшифровка подписи)</w:t>
+        <w:t>(</w:t>
+      </w:r>
+      <w:proofErr w:type="gramStart"/>
+      <w:r>
+        <w:rPr>
+          <w:rFonts w:cs="Times New Roman"/>
+          <w:sz w:val="20"/>
+          <w:szCs w:val="20"/>
+        </w:rPr>
+        <w:t>подпись)</w:t>
+      </w:r>
+      <w:r>
+        <w:rPr>
+          <w:rFonts w:cs="Times New Roman"/>
+          <w:sz w:val="20"/>
+          <w:szCs w:val="20"/>
+        </w:rPr>
+        <w:t xml:space="preserve">   </w:t>
+      </w:r>
+      <w:proofErr w:type="gramEnd"/>
+      <w:r>
+        <w:rPr>
+          <w:rFonts w:cs="Times New Roman"/>
+          <w:sz w:val="20"/>
+          <w:szCs w:val="20"/>
+        </w:rPr>
+        <w:t xml:space="preserve">                            (расшифровка подписи)</w:t>
       </w:r>
     </w:p>
     <w:p>
@@ -1837,7 +1936,17 @@
           <w:u w:val="single"/>
           <w:lang w:eastAsia="en-US"/>
         </w:rPr>
-        <w:t xml:space="preserve">                                        </w:t>
+        <w:t xml:space="preserve">                                     </w:t>
+      </w:r>
+      <w:proofErr w:type="gramStart"/>
+      <w:r>
+        <w:rPr>
+          <w:rFonts w:eastAsia="Calibri" w:cs="Times New Roman"/>
+          <w:szCs w:val="24"/>
+          <w:u w:val="single"/>
+          <w:lang w:eastAsia="en-US"/>
+        </w:rPr>
+        <w:t xml:space="preserve">   </w:t>
       </w:r>
       <w:r>
         <w:rPr>
@@ -1848,6 +1957,7 @@
         </w:rPr>
         <w:t>(</w:t>
       </w:r>
+      <w:proofErr w:type="gramEnd"/>
       <w:r>
         <w:rPr>
           <w:rFonts w:cs="Times New Roman"/>
@@ -1905,15 +2015,33 @@
           <w:sz w:val="20"/>
           <w:szCs w:val="20"/>
         </w:rPr>
-        <w:t>(подпись)</w:t>
-      </w:r>
-      <w:r>
-        <w:rPr>
-          <w:rFonts w:cs="Times New Roman"/>
-          <w:sz w:val="20"/>
-          <w:szCs w:val="20"/>
-        </w:rPr>
-        <w:t xml:space="preserve">                               (расшифровка подписи)</w:t>
+        <w:t>(</w:t>
+      </w:r>
+      <w:proofErr w:type="gramStart"/>
+      <w:r>
+        <w:rPr>
+          <w:rFonts w:cs="Times New Roman"/>
+          <w:sz w:val="20"/>
+          <w:szCs w:val="20"/>
+        </w:rPr>
+        <w:t>подпись)</w:t>
+      </w:r>
+      <w:r>
+        <w:rPr>
+          <w:rFonts w:cs="Times New Roman"/>
+          <w:sz w:val="20"/>
+          <w:szCs w:val="20"/>
+        </w:rPr>
+        <w:t xml:space="preserve">   </w:t>
+      </w:r>
+      <w:proofErr w:type="gramEnd"/>
+      <w:r>
+        <w:rPr>
+          <w:rFonts w:cs="Times New Roman"/>
+          <w:sz w:val="20"/>
+          <w:szCs w:val="20"/>
+        </w:rPr>
+        <w:t xml:space="preserve">                            (расшифровка подписи)</w:t>
       </w:r>
     </w:p>
     <w:p>
@@ -1949,6 +2077,7 @@
         </w:rPr>
         <w:t xml:space="preserve">Инструктаж обучающегося по охране труда, технике безопасности, пожарной безопасности, а также ознакомление с правилами внутреннего трудового распорядка проведен </w:t>
       </w:r>
+      <w:proofErr w:type="gramStart"/>
       <w:r>
         <w:rPr>
           <w:sz w:val="24"/>
@@ -1962,7 +2091,16 @@
           <w:szCs w:val="24"/>
           <w:u w:val="single"/>
         </w:rPr>
-        <w:t xml:space="preserve">        </w:t>
+        <w:t xml:space="preserve">  </w:t>
+      </w:r>
+      <w:proofErr w:type="gramEnd"/>
+      <w:r>
+        <w:rPr>
+          <w:sz w:val="24"/>
+          <w:szCs w:val="24"/>
+          <w:u w:val="single"/>
+        </w:rPr>
+        <w:t xml:space="preserve">      </w:t>
       </w:r>
       <w:r>
         <w:rPr>
@@ -2076,7 +2214,17 @@
           <w:u w:val="single"/>
           <w:lang w:eastAsia="en-US"/>
         </w:rPr>
-        <w:t xml:space="preserve">                                        </w:t>
+        <w:t xml:space="preserve">                                     </w:t>
+      </w:r>
+      <w:proofErr w:type="gramStart"/>
+      <w:r>
+        <w:rPr>
+          <w:rFonts w:eastAsia="Calibri" w:cs="Times New Roman"/>
+          <w:szCs w:val="24"/>
+          <w:u w:val="single"/>
+          <w:lang w:eastAsia="en-US"/>
+        </w:rPr>
+        <w:t xml:space="preserve">   </w:t>
       </w:r>
       <w:r>
         <w:rPr>
@@ -2087,6 +2235,7 @@
         </w:rPr>
         <w:t>(</w:t>
       </w:r>
+      <w:proofErr w:type="gramEnd"/>
       <w:r>
         <w:rPr>
           <w:rFonts w:cs="Times New Roman"/>
@@ -2144,15 +2293,33 @@
           <w:sz w:val="20"/>
           <w:szCs w:val="20"/>
         </w:rPr>
-        <w:t>(подпись)</w:t>
-      </w:r>
-      <w:r>
-        <w:rPr>
-          <w:rFonts w:cs="Times New Roman"/>
-          <w:sz w:val="20"/>
-          <w:szCs w:val="20"/>
-        </w:rPr>
-        <w:t xml:space="preserve">                               (расшифровка подписи)</w:t>
+        <w:t>(</w:t>
+      </w:r>
+      <w:proofErr w:type="gramStart"/>
+      <w:r>
+        <w:rPr>
+          <w:rFonts w:cs="Times New Roman"/>
+          <w:sz w:val="20"/>
+          <w:szCs w:val="20"/>
+        </w:rPr>
+        <w:t>подпись)</w:t>
+      </w:r>
+      <w:r>
+        <w:rPr>
+          <w:rFonts w:cs="Times New Roman"/>
+          <w:sz w:val="20"/>
+          <w:szCs w:val="20"/>
+        </w:rPr>
+        <w:t xml:space="preserve">   </w:t>
+      </w:r>
+      <w:proofErr w:type="gramEnd"/>
+      <w:r>
+        <w:rPr>
+          <w:rFonts w:cs="Times New Roman"/>
+          <w:sz w:val="20"/>
+          <w:szCs w:val="20"/>
+        </w:rPr>
+        <w:t xml:space="preserve">                            (расшифровка подписи)</w:t>
       </w:r>
     </w:p>
     <w:sectPr>

--- a/Novosibirsk_State_University/Дипломная работа/План.docx
+++ b/Novosibirsk_State_University/Дипломная работа/План.docx
@@ -718,10 +718,11 @@
             </w:r>
             <w:r>
               <w:rPr>
-                <w:szCs w:val="24"/>
-                <w:lang w:eastAsia="en-US"/>
-              </w:rPr>
-              <w:t>-</w:t>
+                <w:color w:val="000000" w:themeColor="text1"/>
+                <w:szCs w:val="24"/>
+                <w:lang w:eastAsia="en-US"/>
+              </w:rPr>
+              <w:t>–</w:t>
             </w:r>
             <w:r>
               <w:rPr>
@@ -846,10 +847,18 @@
             </w:r>
             <w:r>
               <w:rPr>
-                <w:szCs w:val="24"/>
-                <w:lang w:eastAsia="en-US"/>
-              </w:rPr>
-              <w:t>-31.12.202</w:t>
+                <w:color w:val="000000" w:themeColor="text1"/>
+                <w:szCs w:val="24"/>
+                <w:lang w:eastAsia="en-US"/>
+              </w:rPr>
+              <w:t>–</w:t>
+            </w:r>
+            <w:r>
+              <w:rPr>
+                <w:szCs w:val="24"/>
+                <w:lang w:eastAsia="en-US"/>
+              </w:rPr>
+              <w:t>31.12.202</w:t>
             </w:r>
             <w:r>
               <w:rPr>
@@ -945,10 +954,18 @@
             </w:r>
             <w:r>
               <w:rPr>
-                <w:szCs w:val="24"/>
-                <w:lang w:eastAsia="en-US"/>
-              </w:rPr>
-              <w:t>-28.02.202</w:t>
+                <w:color w:val="000000" w:themeColor="text1"/>
+                <w:szCs w:val="24"/>
+                <w:lang w:eastAsia="en-US"/>
+              </w:rPr>
+              <w:t>–</w:t>
+            </w:r>
+            <w:r>
+              <w:rPr>
+                <w:szCs w:val="24"/>
+                <w:lang w:eastAsia="en-US"/>
+              </w:rPr>
+              <w:t>28.02.202</w:t>
             </w:r>
             <w:r>
               <w:rPr>
@@ -1044,10 +1061,11 @@
             </w:r>
             <w:r>
               <w:rPr>
-                <w:szCs w:val="24"/>
-                <w:lang w:eastAsia="en-US"/>
-              </w:rPr>
-              <w:t>-</w:t>
+                <w:color w:val="000000" w:themeColor="text1"/>
+                <w:szCs w:val="24"/>
+                <w:lang w:eastAsia="en-US"/>
+              </w:rPr>
+              <w:t>–</w:t>
             </w:r>
             <w:r>
               <w:rPr>
@@ -1157,10 +1175,18 @@
             </w:r>
             <w:r>
               <w:rPr>
-                <w:szCs w:val="24"/>
-                <w:lang w:eastAsia="en-US"/>
-              </w:rPr>
-              <w:t>-31.05.202</w:t>
+                <w:color w:val="000000" w:themeColor="text1"/>
+                <w:szCs w:val="24"/>
+                <w:lang w:eastAsia="en-US"/>
+              </w:rPr>
+              <w:t>–</w:t>
+            </w:r>
+            <w:r>
+              <w:rPr>
+                <w:szCs w:val="24"/>
+                <w:lang w:eastAsia="en-US"/>
+              </w:rPr>
+              <w:t>31.05.202</w:t>
             </w:r>
             <w:r>
               <w:rPr>
@@ -1231,7 +1257,6 @@
         </w:rPr>
       </w:pPr>
       <w:bookmarkStart w:id="1" w:name="_Hlk209610694"/>
-      <w:proofErr w:type="gramStart"/>
       <w:r>
         <w:rPr>
           <w:rFonts w:eastAsia="Calibri" w:cs="Times New Roman"/>
@@ -1247,17 +1272,7 @@
           <w:u w:val="single"/>
           <w:lang w:eastAsia="en-US"/>
         </w:rPr>
-        <w:t xml:space="preserve">  </w:t>
-      </w:r>
-      <w:proofErr w:type="gramEnd"/>
-      <w:r>
-        <w:rPr>
-          <w:rFonts w:eastAsia="Calibri" w:cs="Times New Roman"/>
-          <w:szCs w:val="24"/>
-          <w:u w:val="single"/>
-          <w:lang w:eastAsia="en-US"/>
-        </w:rPr>
-        <w:t xml:space="preserve">      </w:t>
+        <w:t xml:space="preserve">        </w:t>
       </w:r>
       <w:r>
         <w:rPr>
@@ -1328,7 +1343,6 @@
         </w:rPr>
         <w:t xml:space="preserve">                                                       </w:t>
       </w:r>
-      <w:proofErr w:type="gramStart"/>
       <w:r>
         <w:rPr>
           <w:rFonts w:eastAsia="Calibri" w:cs="Times New Roman"/>
@@ -1345,17 +1359,7 @@
           <w:u w:val="single"/>
           <w:lang w:eastAsia="en-US"/>
         </w:rPr>
-        <w:t xml:space="preserve">  </w:t>
-      </w:r>
-      <w:proofErr w:type="gramEnd"/>
-      <w:r>
-        <w:rPr>
-          <w:rFonts w:eastAsia="Calibri" w:cs="Times New Roman"/>
-          <w:szCs w:val="24"/>
-          <w:u w:val="single"/>
-          <w:lang w:eastAsia="en-US"/>
-        </w:rPr>
-        <w:t xml:space="preserve">        </w:t>
+        <w:t xml:space="preserve">          </w:t>
       </w:r>
       <w:r>
         <w:rPr>
@@ -1424,33 +1428,15 @@
           <w:sz w:val="20"/>
           <w:szCs w:val="20"/>
         </w:rPr>
-        <w:t>(</w:t>
-      </w:r>
-      <w:proofErr w:type="gramStart"/>
-      <w:r>
-        <w:rPr>
-          <w:rFonts w:cs="Times New Roman"/>
-          <w:sz w:val="20"/>
-          <w:szCs w:val="20"/>
-        </w:rPr>
-        <w:t>подпись)</w:t>
-      </w:r>
-      <w:r>
-        <w:rPr>
-          <w:rFonts w:cs="Times New Roman"/>
-          <w:sz w:val="20"/>
-          <w:szCs w:val="20"/>
-        </w:rPr>
-        <w:t xml:space="preserve">   </w:t>
-      </w:r>
-      <w:proofErr w:type="gramEnd"/>
-      <w:r>
-        <w:rPr>
-          <w:rFonts w:cs="Times New Roman"/>
-          <w:sz w:val="20"/>
-          <w:szCs w:val="20"/>
-        </w:rPr>
-        <w:t xml:space="preserve">                            </w:t>
+        <w:t>(подпись)</w:t>
+      </w:r>
+      <w:r>
+        <w:rPr>
+          <w:rFonts w:cs="Times New Roman"/>
+          <w:sz w:val="20"/>
+          <w:szCs w:val="20"/>
+        </w:rPr>
+        <w:t xml:space="preserve">                               </w:t>
       </w:r>
       <w:r>
         <w:rPr>
@@ -1523,17 +1509,7 @@
           <w:u w:val="single"/>
           <w:lang w:eastAsia="en-US"/>
         </w:rPr>
-        <w:t xml:space="preserve">                                                   </w:t>
-      </w:r>
-      <w:proofErr w:type="gramStart"/>
-      <w:r>
-        <w:rPr>
-          <w:rFonts w:eastAsia="Calibri" w:cs="Times New Roman"/>
-          <w:szCs w:val="24"/>
-          <w:u w:val="single"/>
-          <w:lang w:eastAsia="en-US"/>
-        </w:rPr>
-        <w:t xml:space="preserve">   </w:t>
+        <w:t xml:space="preserve">                                                      </w:t>
       </w:r>
       <w:r>
         <w:rPr>
@@ -1544,7 +1520,6 @@
         </w:rPr>
         <w:t>(</w:t>
       </w:r>
-      <w:proofErr w:type="gramEnd"/>
       <w:r>
         <w:rPr>
           <w:rFonts w:eastAsia="Calibri" w:cs="Times New Roman"/>
@@ -1630,33 +1605,15 @@
           <w:sz w:val="20"/>
           <w:szCs w:val="20"/>
         </w:rPr>
-        <w:t>(</w:t>
-      </w:r>
-      <w:proofErr w:type="gramStart"/>
-      <w:r>
-        <w:rPr>
-          <w:rFonts w:cs="Times New Roman"/>
-          <w:sz w:val="20"/>
-          <w:szCs w:val="20"/>
-        </w:rPr>
-        <w:t>подпись)</w:t>
-      </w:r>
-      <w:r>
-        <w:rPr>
-          <w:rFonts w:cs="Times New Roman"/>
-          <w:sz w:val="20"/>
-          <w:szCs w:val="20"/>
-        </w:rPr>
-        <w:t xml:space="preserve">   </w:t>
-      </w:r>
-      <w:proofErr w:type="gramEnd"/>
-      <w:r>
-        <w:rPr>
-          <w:rFonts w:cs="Times New Roman"/>
-          <w:sz w:val="20"/>
-          <w:szCs w:val="20"/>
-        </w:rPr>
-        <w:t xml:space="preserve">                            </w:t>
+        <w:t>(подпись)</w:t>
+      </w:r>
+      <w:r>
+        <w:rPr>
+          <w:rFonts w:cs="Times New Roman"/>
+          <w:sz w:val="20"/>
+          <w:szCs w:val="20"/>
+        </w:rPr>
+        <w:t xml:space="preserve">                               </w:t>
       </w:r>
       <w:r>
         <w:rPr>
@@ -1764,25 +1721,7 @@
           <w:szCs w:val="24"/>
           <w:u w:val="single"/>
         </w:rPr>
-        <w:t xml:space="preserve">д.т.н. проф. </w:t>
-      </w:r>
-      <w:proofErr w:type="spellStart"/>
-      <w:r>
-        <w:rPr>
-          <w:rFonts w:cs="Times New Roman"/>
-          <w:szCs w:val="24"/>
-          <w:u w:val="single"/>
-        </w:rPr>
-        <w:t>Двойнишников</w:t>
-      </w:r>
-      <w:proofErr w:type="spellEnd"/>
-      <w:r>
-        <w:rPr>
-          <w:rFonts w:cs="Times New Roman"/>
-          <w:szCs w:val="24"/>
-          <w:u w:val="single"/>
-        </w:rPr>
-        <w:t xml:space="preserve"> С. В.</w:t>
+        <w:t>д.т.н. проф. Двойнишников С. В.</w:t>
       </w:r>
       <w:r>
         <w:rPr>
@@ -1833,33 +1772,15 @@
           <w:sz w:val="20"/>
           <w:szCs w:val="20"/>
         </w:rPr>
-        <w:t>(</w:t>
-      </w:r>
-      <w:proofErr w:type="gramStart"/>
-      <w:r>
-        <w:rPr>
-          <w:rFonts w:cs="Times New Roman"/>
-          <w:sz w:val="20"/>
-          <w:szCs w:val="20"/>
-        </w:rPr>
-        <w:t>подпись)</w:t>
-      </w:r>
-      <w:r>
-        <w:rPr>
-          <w:rFonts w:cs="Times New Roman"/>
-          <w:sz w:val="20"/>
-          <w:szCs w:val="20"/>
-        </w:rPr>
-        <w:t xml:space="preserve">   </w:t>
-      </w:r>
-      <w:proofErr w:type="gramEnd"/>
-      <w:r>
-        <w:rPr>
-          <w:rFonts w:cs="Times New Roman"/>
-          <w:sz w:val="20"/>
-          <w:szCs w:val="20"/>
-        </w:rPr>
-        <w:t xml:space="preserve">                            (расшифровка подписи)</w:t>
+        <w:t>(подпись)</w:t>
+      </w:r>
+      <w:r>
+        <w:rPr>
+          <w:rFonts w:cs="Times New Roman"/>
+          <w:sz w:val="20"/>
+          <w:szCs w:val="20"/>
+        </w:rPr>
+        <w:t xml:space="preserve">                               (расшифровка подписи)</w:t>
       </w:r>
     </w:p>
     <w:p>
@@ -1936,17 +1857,7 @@
           <w:u w:val="single"/>
           <w:lang w:eastAsia="en-US"/>
         </w:rPr>
-        <w:t xml:space="preserve">                                     </w:t>
-      </w:r>
-      <w:proofErr w:type="gramStart"/>
-      <w:r>
-        <w:rPr>
-          <w:rFonts w:eastAsia="Calibri" w:cs="Times New Roman"/>
-          <w:szCs w:val="24"/>
-          <w:u w:val="single"/>
-          <w:lang w:eastAsia="en-US"/>
-        </w:rPr>
-        <w:t xml:space="preserve">   </w:t>
+        <w:t xml:space="preserve">                                        </w:t>
       </w:r>
       <w:r>
         <w:rPr>
@@ -1957,7 +1868,6 @@
         </w:rPr>
         <w:t>(</w:t>
       </w:r>
-      <w:proofErr w:type="gramEnd"/>
       <w:r>
         <w:rPr>
           <w:rFonts w:cs="Times New Roman"/>
@@ -2015,33 +1925,15 @@
           <w:sz w:val="20"/>
           <w:szCs w:val="20"/>
         </w:rPr>
-        <w:t>(</w:t>
-      </w:r>
-      <w:proofErr w:type="gramStart"/>
-      <w:r>
-        <w:rPr>
-          <w:rFonts w:cs="Times New Roman"/>
-          <w:sz w:val="20"/>
-          <w:szCs w:val="20"/>
-        </w:rPr>
-        <w:t>подпись)</w:t>
-      </w:r>
-      <w:r>
-        <w:rPr>
-          <w:rFonts w:cs="Times New Roman"/>
-          <w:sz w:val="20"/>
-          <w:szCs w:val="20"/>
-        </w:rPr>
-        <w:t xml:space="preserve">   </w:t>
-      </w:r>
-      <w:proofErr w:type="gramEnd"/>
-      <w:r>
-        <w:rPr>
-          <w:rFonts w:cs="Times New Roman"/>
-          <w:sz w:val="20"/>
-          <w:szCs w:val="20"/>
-        </w:rPr>
-        <w:t xml:space="preserve">                            (расшифровка подписи)</w:t>
+        <w:t>(подпись)</w:t>
+      </w:r>
+      <w:r>
+        <w:rPr>
+          <w:rFonts w:cs="Times New Roman"/>
+          <w:sz w:val="20"/>
+          <w:szCs w:val="20"/>
+        </w:rPr>
+        <w:t xml:space="preserve">                               (расшифровка подписи)</w:t>
       </w:r>
     </w:p>
     <w:p>
@@ -2077,7 +1969,6 @@
         </w:rPr>
         <w:t xml:space="preserve">Инструктаж обучающегося по охране труда, технике безопасности, пожарной безопасности, а также ознакомление с правилами внутреннего трудового распорядка проведен </w:t>
       </w:r>
-      <w:proofErr w:type="gramStart"/>
       <w:r>
         <w:rPr>
           <w:sz w:val="24"/>
@@ -2091,16 +1982,7 @@
           <w:szCs w:val="24"/>
           <w:u w:val="single"/>
         </w:rPr>
-        <w:t xml:space="preserve">  </w:t>
-      </w:r>
-      <w:proofErr w:type="gramEnd"/>
-      <w:r>
-        <w:rPr>
-          <w:sz w:val="24"/>
-          <w:szCs w:val="24"/>
-          <w:u w:val="single"/>
-        </w:rPr>
-        <w:t xml:space="preserve">      </w:t>
+        <w:t xml:space="preserve">        </w:t>
       </w:r>
       <w:r>
         <w:rPr>
@@ -2214,17 +2096,7 @@
           <w:u w:val="single"/>
           <w:lang w:eastAsia="en-US"/>
         </w:rPr>
-        <w:t xml:space="preserve">                                     </w:t>
-      </w:r>
-      <w:proofErr w:type="gramStart"/>
-      <w:r>
-        <w:rPr>
-          <w:rFonts w:eastAsia="Calibri" w:cs="Times New Roman"/>
-          <w:szCs w:val="24"/>
-          <w:u w:val="single"/>
-          <w:lang w:eastAsia="en-US"/>
-        </w:rPr>
-        <w:t xml:space="preserve">   </w:t>
+        <w:t xml:space="preserve">                                        </w:t>
       </w:r>
       <w:r>
         <w:rPr>
@@ -2235,7 +2107,6 @@
         </w:rPr>
         <w:t>(</w:t>
       </w:r>
-      <w:proofErr w:type="gramEnd"/>
       <w:r>
         <w:rPr>
           <w:rFonts w:cs="Times New Roman"/>
@@ -2293,33 +2164,15 @@
           <w:sz w:val="20"/>
           <w:szCs w:val="20"/>
         </w:rPr>
-        <w:t>(</w:t>
-      </w:r>
-      <w:proofErr w:type="gramStart"/>
-      <w:r>
-        <w:rPr>
-          <w:rFonts w:cs="Times New Roman"/>
-          <w:sz w:val="20"/>
-          <w:szCs w:val="20"/>
-        </w:rPr>
-        <w:t>подпись)</w:t>
-      </w:r>
-      <w:r>
-        <w:rPr>
-          <w:rFonts w:cs="Times New Roman"/>
-          <w:sz w:val="20"/>
-          <w:szCs w:val="20"/>
-        </w:rPr>
-        <w:t xml:space="preserve">   </w:t>
-      </w:r>
-      <w:proofErr w:type="gramEnd"/>
-      <w:r>
-        <w:rPr>
-          <w:rFonts w:cs="Times New Roman"/>
-          <w:sz w:val="20"/>
-          <w:szCs w:val="20"/>
-        </w:rPr>
-        <w:t xml:space="preserve">                            (расшифровка подписи)</w:t>
+        <w:t>(подпись)</w:t>
+      </w:r>
+      <w:r>
+        <w:rPr>
+          <w:rFonts w:cs="Times New Roman"/>
+          <w:sz w:val="20"/>
+          <w:szCs w:val="20"/>
+        </w:rPr>
+        <w:t xml:space="preserve">                               (расшифровка подписи)</w:t>
       </w:r>
     </w:p>
     <w:sectPr>

--- a/Novosibirsk_State_University/Дипломная работа/План.docx
+++ b/Novosibirsk_State_University/Дипломная работа/План.docx
@@ -310,8 +310,7 @@
     <w:bookmarkEnd w:id="0"/>
     <w:p>
       <w:pPr>
-        <w:ind w:firstLine="924"/>
-        <w:jc w:val="center"/>
+        <w:ind w:firstLine="0"/>
         <w:rPr>
           <w:rFonts w:eastAsia="Calibri" w:cs="Times New Roman"/>
           <w:szCs w:val="24"/>
@@ -1252,28 +1251,19 @@
         <w:rPr>
           <w:rFonts w:eastAsia="Calibri" w:cs="Times New Roman"/>
           <w:szCs w:val="24"/>
-          <w:u w:val="single"/>
-          <w:lang w:eastAsia="en-US"/>
-        </w:rPr>
-      </w:pPr>
-      <w:bookmarkStart w:id="1" w:name="_Hlk209610694"/>
-      <w:r>
-        <w:rPr>
-          <w:rFonts w:eastAsia="Calibri" w:cs="Times New Roman"/>
-          <w:szCs w:val="24"/>
-          <w:lang w:eastAsia="en-US"/>
-        </w:rPr>
-        <w:t>«</w:t>
-      </w:r>
-      <w:r>
-        <w:rPr>
-          <w:rFonts w:eastAsia="Calibri" w:cs="Times New Roman"/>
-          <w:szCs w:val="24"/>
-          <w:u w:val="single"/>
-          <w:lang w:eastAsia="en-US"/>
-        </w:rPr>
-        <w:t xml:space="preserve">        </w:t>
-      </w:r>
+          <w:lang w:eastAsia="en-US"/>
+        </w:rPr>
+      </w:pPr>
+      <w:bookmarkStart w:id="1" w:name="_Hlk217003692"/>
+      <w:r>
+        <w:rPr>
+          <w:rFonts w:eastAsia="Calibri" w:cs="Times New Roman"/>
+          <w:szCs w:val="24"/>
+          <w:lang w:eastAsia="en-US"/>
+        </w:rPr>
+        <w:t>«_____</w:t>
+      </w:r>
+      <w:bookmarkStart w:id="2" w:name="_Hlk201831473"/>
       <w:r>
         <w:rPr>
           <w:rFonts w:eastAsia="Calibri" w:cs="Times New Roman"/>
@@ -1282,138 +1272,170 @@
         </w:rPr>
         <w:t>»</w:t>
       </w:r>
-      <w:r>
-        <w:rPr>
-          <w:rFonts w:eastAsia="Calibri" w:cs="Times New Roman"/>
-          <w:szCs w:val="24"/>
-          <w:u w:val="single"/>
-          <w:lang w:eastAsia="en-US"/>
-        </w:rPr>
-        <w:t xml:space="preserve">                        </w:t>
-      </w:r>
-      <w:r>
-        <w:rPr>
-          <w:rFonts w:eastAsia="Calibri" w:cs="Times New Roman"/>
-          <w:szCs w:val="24"/>
-          <w:lang w:eastAsia="en-US"/>
-        </w:rPr>
-        <w:t>20</w:t>
-      </w:r>
-      <w:r>
-        <w:rPr>
-          <w:rFonts w:eastAsia="Calibri" w:cs="Times New Roman"/>
-          <w:szCs w:val="24"/>
-          <w:u w:val="single"/>
-          <w:lang w:eastAsia="en-US"/>
-        </w:rPr>
-        <w:t xml:space="preserve">        </w:t>
-      </w:r>
-      <w:r>
-        <w:rPr>
-          <w:rFonts w:eastAsia="Calibri" w:cs="Times New Roman"/>
-          <w:szCs w:val="24"/>
-          <w:lang w:eastAsia="en-US"/>
-        </w:rPr>
-        <w:t>г.</w:t>
-      </w:r>
-      <w:bookmarkEnd w:id="1"/>
-      <w:r>
-        <w:rPr>
-          <w:rFonts w:eastAsia="Calibri" w:cs="Times New Roman"/>
-          <w:szCs w:val="24"/>
-          <w:lang w:eastAsia="en-US"/>
-        </w:rPr>
-        <w:t xml:space="preserve">       </w:t>
-      </w:r>
-      <w:r>
-        <w:rPr>
-          <w:rFonts w:eastAsia="Calibri" w:cs="Times New Roman"/>
-          <w:szCs w:val="24"/>
-          <w:u w:val="single"/>
-          <w:lang w:eastAsia="en-US"/>
-        </w:rPr>
-        <w:t xml:space="preserve"> </w:t>
-      </w:r>
-      <w:r>
-        <w:rPr>
-          <w:rFonts w:eastAsia="Calibri" w:cs="Times New Roman"/>
-          <w:szCs w:val="24"/>
-          <w:u w:val="single"/>
-          <w:lang w:eastAsia="en-US"/>
-        </w:rPr>
-        <w:t xml:space="preserve">                                                       </w:t>
-      </w:r>
-      <w:r>
-        <w:rPr>
-          <w:rFonts w:eastAsia="Calibri" w:cs="Times New Roman"/>
-          <w:szCs w:val="24"/>
-          <w:u w:val="single"/>
-          <w:lang w:eastAsia="en-US"/>
-        </w:rPr>
-        <w:t>(</w:t>
-      </w:r>
-      <w:r>
-        <w:rPr>
-          <w:rFonts w:eastAsia="Calibri" w:cs="Times New Roman"/>
-          <w:szCs w:val="24"/>
-          <w:u w:val="single"/>
-          <w:lang w:eastAsia="en-US"/>
+      <w:bookmarkEnd w:id="2"/>
+      <w:r>
+        <w:rPr>
+          <w:rFonts w:eastAsia="Calibri" w:cs="Times New Roman"/>
+          <w:szCs w:val="24"/>
+          <w:lang w:eastAsia="en-US"/>
+        </w:rPr>
+        <w:t>___________20____г.        ________________________(______________________)</w:t>
+      </w:r>
+    </w:p>
+    <w:p>
+      <w:pPr>
+        <w:ind w:firstLine="0"/>
+        <w:rPr>
+          <w:rFonts w:eastAsia="Times New Roman" w:cs="Times New Roman"/>
+          <w:sz w:val="20"/>
+          <w:szCs w:val="20"/>
+        </w:rPr>
+      </w:pPr>
+      <w:r>
+        <w:rPr>
+          <w:rFonts w:eastAsia="Times New Roman" w:cs="Times New Roman"/>
+          <w:sz w:val="20"/>
+          <w:szCs w:val="20"/>
+        </w:rPr>
+        <w:t xml:space="preserve">                                                                                   </w:t>
+      </w:r>
+      <w:bookmarkStart w:id="3" w:name="_Hlk217003261"/>
+      <w:r>
+        <w:rPr>
+          <w:rFonts w:eastAsia="Times New Roman" w:cs="Times New Roman"/>
+          <w:sz w:val="20"/>
+          <w:szCs w:val="20"/>
+        </w:rPr>
+        <w:t xml:space="preserve">подпись студента  </w:t>
+      </w:r>
+      <w:bookmarkStart w:id="4" w:name="_Hlk201830822"/>
+      <w:r>
+        <w:rPr>
+          <w:rFonts w:eastAsia="Times New Roman" w:cs="Times New Roman"/>
+          <w:sz w:val="20"/>
+          <w:szCs w:val="20"/>
         </w:rPr>
         <w:t xml:space="preserve">          </w:t>
       </w:r>
-      <w:r>
-        <w:rPr>
-          <w:rFonts w:eastAsia="Calibri" w:cs="Times New Roman"/>
-          <w:szCs w:val="24"/>
-          <w:u w:val="single"/>
-          <w:lang w:eastAsia="en-US"/>
-        </w:rPr>
-        <w:t>Климов Б. А.</w:t>
-      </w:r>
-      <w:r>
-        <w:rPr>
-          <w:rFonts w:eastAsia="Calibri" w:cs="Times New Roman"/>
-          <w:szCs w:val="24"/>
-          <w:u w:val="single"/>
-          <w:lang w:eastAsia="en-US"/>
+      <w:bookmarkStart w:id="5" w:name="_Hlk201831145"/>
+      <w:r>
+        <w:rPr>
+          <w:rFonts w:eastAsia="Times New Roman" w:cs="Times New Roman"/>
+          <w:sz w:val="20"/>
+          <w:szCs w:val="20"/>
+        </w:rPr>
+        <w:t xml:space="preserve">    </w:t>
+      </w:r>
+      <w:bookmarkEnd w:id="4"/>
+      <w:r>
+        <w:rPr>
+          <w:rFonts w:eastAsia="Times New Roman" w:cs="Times New Roman"/>
+          <w:sz w:val="20"/>
+          <w:szCs w:val="20"/>
+        </w:rPr>
+        <w:t xml:space="preserve">    </w:t>
+      </w:r>
+      <w:bookmarkEnd w:id="5"/>
+      <w:r>
+        <w:rPr>
+          <w:rFonts w:eastAsia="Times New Roman" w:cs="Times New Roman"/>
+          <w:sz w:val="20"/>
+          <w:szCs w:val="20"/>
+        </w:rPr>
+        <w:t xml:space="preserve">    расшифровка подписи</w:t>
+      </w:r>
+    </w:p>
+    <w:bookmarkEnd w:id="1"/>
+    <w:bookmarkEnd w:id="3"/>
+    <w:p>
+      <w:pPr>
+        <w:ind w:firstLine="0"/>
+        <w:rPr>
+          <w:rFonts w:eastAsia="Calibri" w:cs="Times New Roman"/>
+          <w:sz w:val="20"/>
+          <w:szCs w:val="20"/>
+          <w:lang w:eastAsia="en-US"/>
+        </w:rPr>
+      </w:pPr>
+    </w:p>
+    <w:p>
+      <w:pPr>
+        <w:ind w:firstLine="0"/>
+        <w:rPr>
+          <w:rFonts w:eastAsia="Calibri" w:cs="Times New Roman"/>
+          <w:szCs w:val="24"/>
+          <w:lang w:eastAsia="en-US"/>
+        </w:rPr>
+      </w:pPr>
+      <w:bookmarkStart w:id="6" w:name="_Hlk217003880"/>
+      <w:r>
+        <w:rPr>
+          <w:rFonts w:eastAsia="Calibri" w:cs="Times New Roman"/>
+          <w:szCs w:val="24"/>
+          <w:lang w:eastAsia="en-US"/>
+        </w:rPr>
+        <w:t>Научный руководитель</w:t>
+      </w:r>
+      <w:r>
+        <w:rPr>
+          <w:rFonts w:eastAsia="Calibri" w:cs="Times New Roman"/>
+          <w:szCs w:val="24"/>
+          <w:lang w:eastAsia="en-US"/>
+        </w:rPr>
+        <w:t xml:space="preserve">                  </w:t>
+      </w:r>
+      <w:r>
+        <w:rPr>
+          <w:rFonts w:eastAsia="Calibri" w:cs="Times New Roman"/>
+          <w:szCs w:val="24"/>
+          <w:lang w:eastAsia="en-US"/>
+        </w:rPr>
+        <w:t>________________________(______________________)</w:t>
+      </w:r>
+    </w:p>
+    <w:p>
+      <w:pPr>
+        <w:ind w:firstLine="0"/>
+        <w:rPr>
+          <w:rFonts w:eastAsia="Times New Roman" w:cs="Times New Roman"/>
+          <w:sz w:val="20"/>
+          <w:szCs w:val="20"/>
+        </w:rPr>
+      </w:pPr>
+      <w:r>
+        <w:rPr>
+          <w:rFonts w:eastAsia="Times New Roman" w:cs="Times New Roman"/>
+          <w:sz w:val="20"/>
+          <w:szCs w:val="20"/>
+        </w:rPr>
+        <w:t xml:space="preserve">                                                             </w:t>
+      </w:r>
+      <w:r>
+        <w:rPr>
+          <w:rFonts w:eastAsia="Times New Roman" w:cs="Times New Roman"/>
+          <w:sz w:val="20"/>
+          <w:szCs w:val="20"/>
+        </w:rPr>
+        <w:t xml:space="preserve">   </w:t>
+      </w:r>
+      <w:r>
+        <w:rPr>
+          <w:rFonts w:eastAsia="Times New Roman" w:cs="Times New Roman"/>
+          <w:sz w:val="20"/>
+          <w:szCs w:val="20"/>
+        </w:rPr>
+        <w:t xml:space="preserve">               </w:t>
+      </w:r>
+      <w:bookmarkStart w:id="7" w:name="_Hlk201832386"/>
+      <w:r>
+        <w:rPr>
+          <w:rFonts w:eastAsia="Times New Roman" w:cs="Times New Roman"/>
+          <w:sz w:val="20"/>
+          <w:szCs w:val="20"/>
         </w:rPr>
         <w:t xml:space="preserve">           </w:t>
       </w:r>
-      <w:r>
-        <w:rPr>
-          <w:rFonts w:eastAsia="Calibri" w:cs="Times New Roman"/>
-          <w:szCs w:val="24"/>
-          <w:u w:val="single"/>
-          <w:lang w:eastAsia="en-US"/>
-        </w:rPr>
-        <w:t>)</w:t>
-      </w:r>
-    </w:p>
-    <w:p>
-      <w:pPr>
-        <w:ind w:firstLine="0"/>
-        <w:rPr>
-          <w:rFonts w:cs="Times New Roman"/>
-          <w:sz w:val="20"/>
-          <w:szCs w:val="20"/>
-        </w:rPr>
-      </w:pPr>
-      <w:r>
-        <w:rPr>
-          <w:rFonts w:eastAsia="Times New Roman" w:cs="Times New Roman"/>
-          <w:sz w:val="20"/>
-          <w:szCs w:val="20"/>
-        </w:rPr>
-        <w:t xml:space="preserve">                                                               </w:t>
-      </w:r>
-      <w:r>
-        <w:rPr>
-          <w:rFonts w:eastAsia="Times New Roman" w:cs="Times New Roman"/>
-          <w:sz w:val="20"/>
-          <w:szCs w:val="20"/>
-        </w:rPr>
-        <w:t xml:space="preserve">                         </w:t>
-      </w:r>
+      <w:bookmarkEnd w:id="7"/>
       <w:r>
         <w:rPr>
           <w:rFonts w:eastAsia="Times New Roman" w:cs="Times New Roman"/>
@@ -1424,213 +1446,45 @@
       </w:r>
       <w:r>
         <w:rPr>
-          <w:rFonts w:cs="Times New Roman"/>
-          <w:sz w:val="20"/>
-          <w:szCs w:val="20"/>
-        </w:rPr>
-        <w:t>(подпись)</w:t>
-      </w:r>
-      <w:r>
-        <w:rPr>
-          <w:rFonts w:cs="Times New Roman"/>
-          <w:sz w:val="20"/>
-          <w:szCs w:val="20"/>
-        </w:rPr>
-        <w:t xml:space="preserve">                               </w:t>
-      </w:r>
-      <w:r>
-        <w:rPr>
-          <w:rFonts w:cs="Times New Roman"/>
-          <w:sz w:val="20"/>
-          <w:szCs w:val="20"/>
-        </w:rPr>
-        <w:t xml:space="preserve">  </w:t>
-      </w:r>
-      <w:r>
-        <w:rPr>
-          <w:rFonts w:cs="Times New Roman"/>
-          <w:sz w:val="20"/>
-          <w:szCs w:val="20"/>
-        </w:rPr>
-        <w:t>(расшифровка подписи)</w:t>
-      </w:r>
-    </w:p>
-    <w:p>
-      <w:pPr>
-        <w:ind w:firstLine="0"/>
-        <w:rPr>
-          <w:rFonts w:eastAsia="Calibri" w:cs="Times New Roman"/>
-          <w:sz w:val="20"/>
-          <w:szCs w:val="20"/>
-          <w:lang w:eastAsia="en-US"/>
-        </w:rPr>
-      </w:pPr>
-    </w:p>
-    <w:p>
-      <w:pPr>
-        <w:ind w:firstLine="0"/>
-        <w:rPr>
-          <w:rFonts w:eastAsia="Calibri" w:cs="Times New Roman"/>
-          <w:szCs w:val="24"/>
-          <w:u w:val="single"/>
-          <w:lang w:eastAsia="en-US"/>
-        </w:rPr>
-      </w:pPr>
-      <w:r>
-        <w:rPr>
-          <w:rFonts w:eastAsia="Calibri" w:cs="Times New Roman"/>
-          <w:szCs w:val="24"/>
-          <w:lang w:eastAsia="en-US"/>
-        </w:rPr>
-        <w:t>Научный руководитель</w:t>
-      </w:r>
-      <w:r>
-        <w:t xml:space="preserve">                </w:t>
-      </w:r>
-      <w:r>
-        <w:rPr>
-          <w:u w:val="single"/>
-        </w:rPr>
-        <w:t xml:space="preserve"> </w:t>
-      </w:r>
-      <w:r>
-        <w:rPr>
-          <w:rFonts w:eastAsia="Calibri" w:cs="Times New Roman"/>
-          <w:szCs w:val="24"/>
-          <w:u w:val="single"/>
-          <w:lang w:eastAsia="en-US"/>
-        </w:rPr>
-        <w:t xml:space="preserve"> </w:t>
-      </w:r>
-      <w:r>
-        <w:rPr>
-          <w:rFonts w:eastAsia="Calibri" w:cs="Times New Roman"/>
-          <w:szCs w:val="24"/>
-          <w:u w:val="single"/>
-          <w:lang w:eastAsia="en-US"/>
-        </w:rPr>
-        <w:t xml:space="preserve">                                                      </w:t>
-      </w:r>
-      <w:r>
-        <w:rPr>
-          <w:rFonts w:eastAsia="Calibri" w:cs="Times New Roman"/>
-          <w:szCs w:val="24"/>
-          <w:u w:val="single"/>
-          <w:lang w:eastAsia="en-US"/>
-        </w:rPr>
-        <w:t>(</w:t>
-      </w:r>
-      <w:r>
-        <w:rPr>
-          <w:rFonts w:eastAsia="Calibri" w:cs="Times New Roman"/>
-          <w:szCs w:val="24"/>
-          <w:u w:val="single"/>
-          <w:lang w:eastAsia="en-US"/>
-        </w:rPr>
-        <w:t xml:space="preserve">   </w:t>
-      </w:r>
-      <w:r>
-        <w:rPr>
-          <w:rFonts w:eastAsia="Calibri" w:cs="Times New Roman"/>
-          <w:szCs w:val="24"/>
-          <w:u w:val="single"/>
-          <w:lang w:eastAsia="en-US"/>
-        </w:rPr>
-        <w:t xml:space="preserve">к.ф.-м.н. </w:t>
-      </w:r>
-      <w:r>
-        <w:rPr>
-          <w:rFonts w:eastAsia="Calibri" w:cs="Times New Roman"/>
-          <w:szCs w:val="24"/>
-          <w:u w:val="single"/>
-          <w:lang w:eastAsia="en-US"/>
-        </w:rPr>
-        <w:t>Ершов К. С.</w:t>
-      </w:r>
-      <w:r>
-        <w:rPr>
-          <w:rFonts w:eastAsia="Calibri" w:cs="Times New Roman"/>
-          <w:szCs w:val="24"/>
-          <w:u w:val="single"/>
-          <w:lang w:eastAsia="en-US"/>
-        </w:rPr>
-        <w:t xml:space="preserve">   </w:t>
-      </w:r>
-      <w:r>
-        <w:rPr>
-          <w:rFonts w:eastAsia="Calibri" w:cs="Times New Roman"/>
-          <w:szCs w:val="24"/>
-          <w:u w:val="single"/>
-          <w:lang w:eastAsia="en-US"/>
-        </w:rPr>
-        <w:t>)</w:t>
-      </w:r>
-    </w:p>
-    <w:p>
-      <w:pPr>
-        <w:ind w:firstLine="0"/>
-        <w:rPr>
-          <w:rFonts w:cs="Times New Roman"/>
-          <w:sz w:val="20"/>
-          <w:szCs w:val="20"/>
-        </w:rPr>
-      </w:pPr>
-      <w:r>
-        <w:rPr>
-          <w:rFonts w:eastAsia="Times New Roman" w:cs="Times New Roman"/>
-          <w:sz w:val="20"/>
-          <w:szCs w:val="20"/>
-        </w:rPr>
-        <w:t xml:space="preserve">                                                               </w:t>
-      </w:r>
-      <w:r>
-        <w:rPr>
-          <w:rFonts w:eastAsia="Times New Roman" w:cs="Times New Roman"/>
-          <w:sz w:val="20"/>
-          <w:szCs w:val="20"/>
-        </w:rPr>
-        <w:t xml:space="preserve">                         </w:t>
-      </w:r>
-      <w:r>
-        <w:rPr>
-          <w:rFonts w:eastAsia="Times New Roman" w:cs="Times New Roman"/>
-          <w:sz w:val="20"/>
-          <w:szCs w:val="20"/>
-        </w:rPr>
-        <w:t xml:space="preserve">  </w:t>
-      </w:r>
-      <w:r>
-        <w:rPr>
-          <w:rFonts w:cs="Times New Roman"/>
-          <w:sz w:val="20"/>
-          <w:szCs w:val="20"/>
-        </w:rPr>
-        <w:t>(подпись)</w:t>
-      </w:r>
-      <w:r>
-        <w:rPr>
-          <w:rFonts w:cs="Times New Roman"/>
-          <w:sz w:val="20"/>
-          <w:szCs w:val="20"/>
-        </w:rPr>
-        <w:t xml:space="preserve">                               </w:t>
-      </w:r>
-      <w:r>
-        <w:rPr>
-          <w:rFonts w:cs="Times New Roman"/>
-          <w:sz w:val="20"/>
-          <w:szCs w:val="20"/>
-        </w:rPr>
-        <w:t xml:space="preserve">  </w:t>
-      </w:r>
-      <w:r>
-        <w:rPr>
-          <w:rFonts w:cs="Times New Roman"/>
-          <w:sz w:val="20"/>
-          <w:szCs w:val="20"/>
-        </w:rPr>
-        <w:t>(расшифровка подписи)</w:t>
-      </w:r>
+          <w:rFonts w:eastAsia="Times New Roman" w:cs="Times New Roman"/>
+          <w:sz w:val="20"/>
+          <w:szCs w:val="20"/>
+        </w:rPr>
+        <w:t>подпись</w:t>
+      </w:r>
+      <w:r>
+        <w:rPr>
+          <w:rFonts w:eastAsia="Times New Roman" w:cs="Times New Roman"/>
+          <w:sz w:val="20"/>
+          <w:szCs w:val="20"/>
+        </w:rPr>
+        <w:t xml:space="preserve">            </w:t>
+      </w:r>
+      <w:r>
+        <w:rPr>
+          <w:rFonts w:eastAsia="Times New Roman" w:cs="Times New Roman"/>
+          <w:sz w:val="20"/>
+          <w:szCs w:val="20"/>
+        </w:rPr>
+        <w:t xml:space="preserve">    </w:t>
+      </w:r>
+      <w:r>
+        <w:rPr>
+          <w:rFonts w:eastAsia="Times New Roman" w:cs="Times New Roman"/>
+          <w:sz w:val="20"/>
+          <w:szCs w:val="20"/>
+        </w:rPr>
+        <w:t xml:space="preserve">               </w:t>
+      </w:r>
+      <w:r>
+        <w:rPr>
+          <w:rFonts w:eastAsia="Times New Roman" w:cs="Times New Roman"/>
+          <w:sz w:val="20"/>
+          <w:szCs w:val="20"/>
+        </w:rPr>
+        <w:t>расшифровка подписи</w:t>
+      </w:r>
+      <w:bookmarkEnd w:id="6"/>
     </w:p>
     <w:p>
       <w:pPr>
@@ -1674,266 +1528,236 @@
           <w:rFonts w:cs="Times New Roman"/>
           <w:szCs w:val="24"/>
         </w:rPr>
-        <w:t>Руководитель практики от НГУ</w:t>
-      </w:r>
-      <w:r>
+        <w:t xml:space="preserve">Руководитель практики от </w:t>
+      </w:r>
+      <w:r>
+        <w:rPr>
+          <w:rFonts w:cs="Times New Roman"/>
+          <w:szCs w:val="24"/>
+        </w:rPr>
+        <w:t xml:space="preserve">            </w:t>
+      </w:r>
+      <w:r>
+        <w:rPr>
+          <w:rFonts w:eastAsia="Calibri" w:cs="Times New Roman"/>
+          <w:szCs w:val="24"/>
+          <w:lang w:eastAsia="en-US"/>
+        </w:rPr>
+        <w:t>________________________(______________________)</w:t>
+      </w:r>
+    </w:p>
+    <w:p>
+      <w:pPr>
+        <w:ind w:firstLine="0"/>
+        <w:rPr>
+          <w:rFonts w:eastAsia="Times New Roman" w:cs="Times New Roman"/>
+          <w:sz w:val="20"/>
+          <w:szCs w:val="20"/>
+        </w:rPr>
+      </w:pPr>
+      <w:r>
+        <w:rPr>
+          <w:rFonts w:eastAsia="Times New Roman" w:cs="Times New Roman"/>
+          <w:sz w:val="20"/>
+          <w:szCs w:val="20"/>
+        </w:rPr>
+        <w:t xml:space="preserve">                                                             </w:t>
+      </w:r>
+      <w:r>
+        <w:rPr>
+          <w:rFonts w:eastAsia="Times New Roman" w:cs="Times New Roman"/>
+          <w:sz w:val="20"/>
+          <w:szCs w:val="20"/>
+        </w:rPr>
+        <w:t xml:space="preserve">   </w:t>
+      </w:r>
+      <w:r>
+        <w:rPr>
+          <w:rFonts w:eastAsia="Times New Roman" w:cs="Times New Roman"/>
+          <w:sz w:val="20"/>
+          <w:szCs w:val="20"/>
+        </w:rPr>
+        <w:t xml:space="preserve">                            </w:t>
+      </w:r>
+      <w:r>
+        <w:rPr>
+          <w:rFonts w:eastAsia="Times New Roman" w:cs="Times New Roman"/>
+          <w:sz w:val="20"/>
+          <w:szCs w:val="20"/>
+        </w:rPr>
+        <w:t>подпись</w:t>
+      </w:r>
+      <w:r>
+        <w:rPr>
+          <w:rFonts w:eastAsia="Times New Roman" w:cs="Times New Roman"/>
+          <w:sz w:val="20"/>
+          <w:szCs w:val="20"/>
+        </w:rPr>
+        <w:t xml:space="preserve">            </w:t>
+      </w:r>
+      <w:r>
+        <w:rPr>
+          <w:rFonts w:eastAsia="Times New Roman" w:cs="Times New Roman"/>
+          <w:sz w:val="20"/>
+          <w:szCs w:val="20"/>
+        </w:rPr>
+        <w:t xml:space="preserve">    </w:t>
+      </w:r>
+      <w:r>
+        <w:rPr>
+          <w:rFonts w:eastAsia="Times New Roman" w:cs="Times New Roman"/>
+          <w:sz w:val="20"/>
+          <w:szCs w:val="20"/>
+        </w:rPr>
+        <w:t xml:space="preserve">               </w:t>
+      </w:r>
+      <w:r>
+        <w:rPr>
+          <w:rFonts w:eastAsia="Times New Roman" w:cs="Times New Roman"/>
+          <w:sz w:val="20"/>
+          <w:szCs w:val="20"/>
+        </w:rPr>
+        <w:t>расшифровка подписи</w:t>
+      </w:r>
+    </w:p>
+    <w:p>
+      <w:pPr>
+        <w:ind w:firstLine="0"/>
+        <w:rPr>
+          <w:rFonts w:eastAsia="Calibri" w:cs="Times New Roman"/>
+          <w:sz w:val="20"/>
+          <w:szCs w:val="20"/>
+          <w:lang w:eastAsia="en-US"/>
+        </w:rPr>
+      </w:pPr>
+    </w:p>
+    <w:p>
+      <w:pPr>
+        <w:ind w:firstLine="0"/>
+        <w:rPr>
+          <w:rFonts w:cs="Times New Roman"/>
+          <w:szCs w:val="24"/>
+        </w:rPr>
+      </w:pPr>
+      <w:r>
+        <w:rPr>
+          <w:rFonts w:cs="Times New Roman"/>
+          <w:szCs w:val="24"/>
+        </w:rPr>
+        <w:t xml:space="preserve">Руководитель практики от </w:t>
+      </w:r>
+    </w:p>
+    <w:p>
+      <w:pPr>
+        <w:ind w:firstLine="0"/>
+        <w:rPr>
+          <w:rFonts w:eastAsia="Times New Roman" w:cs="Times New Roman"/>
+          <w:szCs w:val="24"/>
+          <w:u w:val="single"/>
+        </w:rPr>
+      </w:pPr>
+      <w:r>
+        <w:rPr>
+          <w:rFonts w:cs="Times New Roman"/>
+          <w:szCs w:val="24"/>
+        </w:rPr>
+        <w:t>профильной организации</w:t>
+      </w:r>
+      <w:r>
+        <w:rPr>
+          <w:rFonts w:cs="Times New Roman"/>
+          <w:szCs w:val="24"/>
+        </w:rPr>
+        <w:t xml:space="preserve">             </w:t>
+      </w:r>
+      <w:r>
+        <w:rPr>
+          <w:rFonts w:cs="Times New Roman"/>
+          <w:szCs w:val="24"/>
+        </w:rPr>
         <w:t xml:space="preserve">  </w:t>
       </w:r>
       <w:r>
         <w:rPr>
           <w:rFonts w:eastAsia="Calibri" w:cs="Times New Roman"/>
           <w:szCs w:val="24"/>
-          <w:u w:val="single"/>
-          <w:lang w:eastAsia="en-US"/>
-        </w:rPr>
-        <w:t xml:space="preserve"> </w:t>
-      </w:r>
-      <w:r>
-        <w:rPr>
-          <w:rFonts w:eastAsia="Calibri" w:cs="Times New Roman"/>
-          <w:szCs w:val="24"/>
-          <w:u w:val="single"/>
-          <w:lang w:eastAsia="en-US"/>
-        </w:rPr>
-        <w:t xml:space="preserve"> </w:t>
-      </w:r>
-      <w:r>
-        <w:rPr>
-          <w:rFonts w:eastAsia="Calibri" w:cs="Times New Roman"/>
-          <w:szCs w:val="24"/>
-          <w:u w:val="single"/>
-          <w:lang w:eastAsia="en-US"/>
-        </w:rPr>
-        <w:t xml:space="preserve">                                        </w:t>
-      </w:r>
-      <w:r>
-        <w:rPr>
-          <w:rFonts w:eastAsia="Calibri" w:cs="Times New Roman"/>
-          <w:szCs w:val="24"/>
-          <w:u w:val="single"/>
-          <w:lang w:eastAsia="en-US"/>
-        </w:rPr>
-        <w:t>(</w:t>
-      </w:r>
-      <w:r>
-        <w:rPr>
-          <w:rFonts w:cs="Times New Roman"/>
-          <w:szCs w:val="24"/>
-          <w:u w:val="single"/>
-        </w:rPr>
-        <w:t>д.т.н. проф. Двойнишников С. В.</w:t>
-      </w:r>
-      <w:r>
-        <w:rPr>
-          <w:rFonts w:eastAsia="Calibri" w:cs="Times New Roman"/>
-          <w:szCs w:val="24"/>
-          <w:u w:val="single"/>
-          <w:lang w:eastAsia="en-US"/>
-        </w:rPr>
-        <w:t>)</w:t>
+          <w:lang w:eastAsia="en-US"/>
+        </w:rPr>
+        <w:t>________________________(______________________)</w:t>
       </w:r>
     </w:p>
     <w:p>
       <w:pPr>
         <w:ind w:firstLine="0"/>
         <w:rPr>
-          <w:rFonts w:cs="Times New Roman"/>
-          <w:sz w:val="20"/>
-          <w:szCs w:val="20"/>
-        </w:rPr>
-      </w:pPr>
-      <w:r>
-        <w:rPr>
-          <w:rFonts w:eastAsia="Times New Roman" w:cs="Times New Roman"/>
-          <w:sz w:val="20"/>
-          <w:szCs w:val="20"/>
-        </w:rPr>
-        <w:t xml:space="preserve">                                                               </w:t>
-      </w:r>
-      <w:r>
-        <w:rPr>
-          <w:rFonts w:eastAsia="Times New Roman" w:cs="Times New Roman"/>
-          <w:sz w:val="20"/>
-          <w:szCs w:val="20"/>
-        </w:rPr>
-        <w:t xml:space="preserve">                   </w:t>
-      </w:r>
-      <w:r>
-        <w:rPr>
-          <w:rFonts w:eastAsia="Times New Roman" w:cs="Times New Roman"/>
-          <w:sz w:val="20"/>
-          <w:szCs w:val="20"/>
-        </w:rPr>
-        <w:t xml:space="preserve">  </w:t>
-      </w:r>
-      <w:r>
-        <w:rPr>
-          <w:rFonts w:cs="Times New Roman"/>
-          <w:sz w:val="20"/>
-          <w:szCs w:val="20"/>
-        </w:rPr>
-        <w:t>(подпись)</w:t>
-      </w:r>
-      <w:r>
-        <w:rPr>
-          <w:rFonts w:cs="Times New Roman"/>
-          <w:sz w:val="20"/>
-          <w:szCs w:val="20"/>
-        </w:rPr>
-        <w:t xml:space="preserve">                               (расшифровка подписи)</w:t>
-      </w:r>
-    </w:p>
-    <w:p>
-      <w:pPr>
-        <w:ind w:firstLine="0"/>
-        <w:rPr>
-          <w:rFonts w:eastAsia="Calibri" w:cs="Times New Roman"/>
-          <w:sz w:val="20"/>
-          <w:szCs w:val="20"/>
-          <w:lang w:eastAsia="en-US"/>
-        </w:rPr>
-      </w:pPr>
-    </w:p>
-    <w:p>
-      <w:pPr>
-        <w:ind w:firstLine="0"/>
-        <w:rPr>
-          <w:rFonts w:cs="Times New Roman"/>
-          <w:szCs w:val="24"/>
-        </w:rPr>
-      </w:pPr>
-      <w:r>
-        <w:rPr>
-          <w:rFonts w:cs="Times New Roman"/>
-          <w:szCs w:val="24"/>
-        </w:rPr>
-        <w:t xml:space="preserve">Руководитель практики от </w:t>
-      </w:r>
-    </w:p>
-    <w:p>
-      <w:pPr>
-        <w:ind w:firstLine="0"/>
-        <w:rPr>
-          <w:rFonts w:eastAsia="Times New Roman" w:cs="Times New Roman"/>
-          <w:szCs w:val="24"/>
-          <w:u w:val="single"/>
-        </w:rPr>
-      </w:pPr>
-      <w:r>
-        <w:rPr>
-          <w:rFonts w:cs="Times New Roman"/>
-          <w:szCs w:val="24"/>
-        </w:rPr>
-        <w:t>профильной организации</w:t>
-      </w:r>
-      <w:r>
-        <w:rPr>
-          <w:rFonts w:cs="Times New Roman"/>
-          <w:szCs w:val="24"/>
-        </w:rPr>
-        <w:t xml:space="preserve">             </w:t>
-      </w:r>
-      <w:r>
-        <w:rPr>
-          <w:rFonts w:cs="Times New Roman"/>
-          <w:szCs w:val="24"/>
-          <w:u w:val="single"/>
-        </w:rPr>
-        <w:t xml:space="preserve"> </w:t>
-      </w:r>
-      <w:r>
-        <w:rPr>
-          <w:rFonts w:eastAsia="Calibri" w:cs="Times New Roman"/>
-          <w:szCs w:val="24"/>
-          <w:u w:val="single"/>
-          <w:lang w:eastAsia="en-US"/>
-        </w:rPr>
-        <w:t xml:space="preserve"> </w:t>
-      </w:r>
-      <w:r>
-        <w:rPr>
-          <w:rFonts w:eastAsia="Calibri" w:cs="Times New Roman"/>
-          <w:szCs w:val="24"/>
-          <w:u w:val="single"/>
-          <w:lang w:eastAsia="en-US"/>
-        </w:rPr>
-        <w:t xml:space="preserve">                                        </w:t>
-      </w:r>
-      <w:r>
-        <w:rPr>
-          <w:rFonts w:eastAsia="Calibri" w:cs="Times New Roman"/>
-          <w:szCs w:val="24"/>
-          <w:u w:val="single"/>
-          <w:lang w:eastAsia="en-US"/>
-        </w:rPr>
-        <w:t>(</w:t>
-      </w:r>
-      <w:r>
-        <w:rPr>
-          <w:rFonts w:cs="Times New Roman"/>
-          <w:szCs w:val="24"/>
-          <w:u w:val="single"/>
-        </w:rPr>
-        <w:t xml:space="preserve">                                                         </w:t>
-      </w:r>
-      <w:r>
-        <w:rPr>
-          <w:rFonts w:eastAsia="Calibri" w:cs="Times New Roman"/>
-          <w:szCs w:val="24"/>
-          <w:u w:val="single"/>
-          <w:lang w:eastAsia="en-US"/>
-        </w:rPr>
-        <w:t>)</w:t>
-      </w:r>
-    </w:p>
-    <w:p>
-      <w:pPr>
-        <w:ind w:firstLine="0"/>
-        <w:rPr>
-          <w:rFonts w:cs="Times New Roman"/>
-          <w:sz w:val="20"/>
-          <w:szCs w:val="20"/>
-        </w:rPr>
-      </w:pPr>
-      <w:r>
-        <w:rPr>
-          <w:rFonts w:eastAsia="Times New Roman" w:cs="Times New Roman"/>
-          <w:sz w:val="20"/>
-          <w:szCs w:val="20"/>
-        </w:rPr>
-        <w:t xml:space="preserve">                                                               </w:t>
-      </w:r>
-      <w:r>
-        <w:rPr>
-          <w:rFonts w:eastAsia="Times New Roman" w:cs="Times New Roman"/>
-          <w:sz w:val="20"/>
-          <w:szCs w:val="20"/>
-        </w:rPr>
-        <w:t xml:space="preserve">                   </w:t>
-      </w:r>
-      <w:r>
-        <w:rPr>
-          <w:rFonts w:eastAsia="Times New Roman" w:cs="Times New Roman"/>
-          <w:sz w:val="20"/>
-          <w:szCs w:val="20"/>
-        </w:rPr>
-        <w:t xml:space="preserve">  </w:t>
-      </w:r>
-      <w:r>
-        <w:rPr>
-          <w:rFonts w:cs="Times New Roman"/>
-          <w:sz w:val="20"/>
-          <w:szCs w:val="20"/>
-        </w:rPr>
-        <w:t>(подпись)</w:t>
-      </w:r>
-      <w:r>
-        <w:rPr>
-          <w:rFonts w:cs="Times New Roman"/>
-          <w:sz w:val="20"/>
-          <w:szCs w:val="20"/>
-        </w:rPr>
-        <w:t xml:space="preserve">                               (расшифровка подписи)</w:t>
+          <w:rFonts w:eastAsia="Times New Roman" w:cs="Times New Roman"/>
+          <w:sz w:val="20"/>
+          <w:szCs w:val="20"/>
+        </w:rPr>
+      </w:pPr>
+      <w:r>
+        <w:rPr>
+          <w:rFonts w:eastAsia="Times New Roman" w:cs="Times New Roman"/>
+          <w:sz w:val="20"/>
+          <w:szCs w:val="20"/>
+        </w:rPr>
+        <w:t xml:space="preserve">                                                             </w:t>
+      </w:r>
+      <w:r>
+        <w:rPr>
+          <w:rFonts w:eastAsia="Times New Roman" w:cs="Times New Roman"/>
+          <w:sz w:val="20"/>
+          <w:szCs w:val="20"/>
+        </w:rPr>
+        <w:t xml:space="preserve">   </w:t>
+      </w:r>
+      <w:r>
+        <w:rPr>
+          <w:rFonts w:eastAsia="Times New Roman" w:cs="Times New Roman"/>
+          <w:sz w:val="20"/>
+          <w:szCs w:val="20"/>
+        </w:rPr>
+        <w:t xml:space="preserve">                            </w:t>
+      </w:r>
+      <w:r>
+        <w:rPr>
+          <w:rFonts w:eastAsia="Times New Roman" w:cs="Times New Roman"/>
+          <w:sz w:val="20"/>
+          <w:szCs w:val="20"/>
+        </w:rPr>
+        <w:t>подпись</w:t>
+      </w:r>
+      <w:r>
+        <w:rPr>
+          <w:rFonts w:eastAsia="Times New Roman" w:cs="Times New Roman"/>
+          <w:sz w:val="20"/>
+          <w:szCs w:val="20"/>
+        </w:rPr>
+        <w:t xml:space="preserve">            </w:t>
+      </w:r>
+      <w:r>
+        <w:rPr>
+          <w:rFonts w:eastAsia="Times New Roman" w:cs="Times New Roman"/>
+          <w:sz w:val="20"/>
+          <w:szCs w:val="20"/>
+        </w:rPr>
+        <w:t xml:space="preserve">    </w:t>
+      </w:r>
+      <w:r>
+        <w:rPr>
+          <w:rFonts w:eastAsia="Times New Roman" w:cs="Times New Roman"/>
+          <w:sz w:val="20"/>
+          <w:szCs w:val="20"/>
+        </w:rPr>
+        <w:t xml:space="preserve">               </w:t>
+      </w:r>
+      <w:r>
+        <w:rPr>
+          <w:rFonts w:eastAsia="Times New Roman" w:cs="Times New Roman"/>
+          <w:sz w:val="20"/>
+          <w:szCs w:val="20"/>
+        </w:rPr>
+        <w:t>расшифровка подписи</w:t>
       </w:r>
     </w:p>
     <w:p>
@@ -1974,205 +1798,140 @@
           <w:sz w:val="24"/>
           <w:szCs w:val="24"/>
         </w:rPr>
-        <w:t>«</w:t>
-      </w:r>
-      <w:r>
-        <w:rPr>
-          <w:sz w:val="24"/>
+        <w:t>«_____»___________20____г.</w:t>
+      </w:r>
+    </w:p>
+    <w:p>
+      <w:pPr>
+        <w:ind w:firstLine="0"/>
+        <w:rPr>
+          <w:rFonts w:eastAsia="Calibri" w:cs="Times New Roman"/>
+          <w:sz w:val="20"/>
+          <w:szCs w:val="20"/>
+          <w:lang w:eastAsia="en-US"/>
+        </w:rPr>
+      </w:pPr>
+    </w:p>
+    <w:p>
+      <w:pPr>
+        <w:ind w:firstLine="0"/>
+        <w:rPr>
+          <w:rFonts w:cs="Times New Roman"/>
+          <w:szCs w:val="24"/>
+        </w:rPr>
+      </w:pPr>
+      <w:r>
+        <w:rPr>
+          <w:rFonts w:cs="Times New Roman"/>
+          <w:szCs w:val="24"/>
+        </w:rPr>
+        <w:t xml:space="preserve">Руководитель практики от </w:t>
+      </w:r>
+    </w:p>
+    <w:p>
+      <w:pPr>
+        <w:ind w:firstLine="0"/>
+        <w:rPr>
+          <w:rFonts w:eastAsia="Times New Roman" w:cs="Times New Roman"/>
           <w:szCs w:val="24"/>
           <w:u w:val="single"/>
         </w:rPr>
-        <w:t xml:space="preserve">        </w:t>
-      </w:r>
-      <w:r>
-        <w:rPr>
-          <w:sz w:val="24"/>
-          <w:szCs w:val="24"/>
-        </w:rPr>
-        <w:t>»</w:t>
-      </w:r>
-      <w:r>
-        <w:rPr>
-          <w:sz w:val="24"/>
-          <w:szCs w:val="24"/>
-          <w:u w:val="single"/>
-        </w:rPr>
-        <w:t xml:space="preserve">                        </w:t>
-      </w:r>
-      <w:r>
-        <w:rPr>
-          <w:sz w:val="24"/>
-          <w:szCs w:val="24"/>
-        </w:rPr>
-        <w:t>20</w:t>
-      </w:r>
-      <w:r>
-        <w:rPr>
-          <w:sz w:val="24"/>
-          <w:szCs w:val="24"/>
-          <w:u w:val="single"/>
-        </w:rPr>
-        <w:t xml:space="preserve">        </w:t>
-      </w:r>
-      <w:r>
-        <w:rPr>
-          <w:sz w:val="24"/>
-          <w:szCs w:val="24"/>
-        </w:rPr>
-        <w:t>г.</w:t>
+      </w:pPr>
+      <w:r>
+        <w:rPr>
+          <w:rFonts w:cs="Times New Roman"/>
+          <w:szCs w:val="24"/>
+        </w:rPr>
+        <w:t>профильной организации</w:t>
+      </w:r>
+      <w:r>
+        <w:rPr>
+          <w:rFonts w:cs="Times New Roman"/>
+          <w:szCs w:val="24"/>
+        </w:rPr>
+        <w:t xml:space="preserve">               </w:t>
+      </w:r>
+      <w:r>
+        <w:rPr>
+          <w:rFonts w:eastAsia="Calibri" w:cs="Times New Roman"/>
+          <w:szCs w:val="24"/>
+          <w:lang w:eastAsia="en-US"/>
+        </w:rPr>
+        <w:t>________________________(______________________)</w:t>
       </w:r>
     </w:p>
     <w:p>
       <w:pPr>
         <w:ind w:firstLine="0"/>
         <w:rPr>
-          <w:rFonts w:eastAsia="Calibri" w:cs="Times New Roman"/>
-          <w:sz w:val="20"/>
-          <w:szCs w:val="20"/>
-          <w:lang w:eastAsia="en-US"/>
-        </w:rPr>
-      </w:pPr>
-    </w:p>
-    <w:p>
-      <w:pPr>
-        <w:ind w:firstLine="0"/>
-        <w:rPr>
-          <w:rFonts w:cs="Times New Roman"/>
-          <w:szCs w:val="24"/>
-        </w:rPr>
-      </w:pPr>
-      <w:r>
-        <w:rPr>
-          <w:rFonts w:cs="Times New Roman"/>
-          <w:szCs w:val="24"/>
-        </w:rPr>
-        <w:t xml:space="preserve">Руководитель практики от </w:t>
-      </w:r>
-    </w:p>
-    <w:p>
-      <w:pPr>
-        <w:ind w:firstLine="0"/>
-        <w:rPr>
-          <w:rFonts w:eastAsia="Times New Roman" w:cs="Times New Roman"/>
-          <w:szCs w:val="24"/>
-          <w:u w:val="single"/>
-        </w:rPr>
-      </w:pPr>
-      <w:r>
-        <w:rPr>
-          <w:rFonts w:cs="Times New Roman"/>
-          <w:szCs w:val="24"/>
-        </w:rPr>
-        <w:t>профильной организации</w:t>
-      </w:r>
-      <w:r>
-        <w:rPr>
-          <w:rFonts w:cs="Times New Roman"/>
-          <w:szCs w:val="24"/>
-        </w:rPr>
-        <w:t xml:space="preserve">             </w:t>
-      </w:r>
-      <w:r>
-        <w:rPr>
-          <w:rFonts w:cs="Times New Roman"/>
-          <w:szCs w:val="24"/>
-          <w:u w:val="single"/>
-        </w:rPr>
-        <w:t xml:space="preserve"> </w:t>
-      </w:r>
-      <w:r>
-        <w:rPr>
-          <w:rFonts w:eastAsia="Calibri" w:cs="Times New Roman"/>
-          <w:szCs w:val="24"/>
-          <w:u w:val="single"/>
-          <w:lang w:eastAsia="en-US"/>
-        </w:rPr>
-        <w:t xml:space="preserve"> </w:t>
-      </w:r>
-      <w:r>
-        <w:rPr>
-          <w:rFonts w:eastAsia="Calibri" w:cs="Times New Roman"/>
-          <w:szCs w:val="24"/>
-          <w:u w:val="single"/>
-          <w:lang w:eastAsia="en-US"/>
-        </w:rPr>
-        <w:t xml:space="preserve">                                        </w:t>
-      </w:r>
-      <w:r>
-        <w:rPr>
-          <w:rFonts w:eastAsia="Calibri" w:cs="Times New Roman"/>
-          <w:szCs w:val="24"/>
-          <w:u w:val="single"/>
-          <w:lang w:eastAsia="en-US"/>
-        </w:rPr>
-        <w:t>(</w:t>
-      </w:r>
-      <w:r>
-        <w:rPr>
-          <w:rFonts w:cs="Times New Roman"/>
-          <w:szCs w:val="24"/>
-          <w:u w:val="single"/>
-        </w:rPr>
-        <w:t xml:space="preserve">                                                         </w:t>
-      </w:r>
-      <w:r>
-        <w:rPr>
-          <w:rFonts w:eastAsia="Calibri" w:cs="Times New Roman"/>
-          <w:szCs w:val="24"/>
-          <w:u w:val="single"/>
-          <w:lang w:eastAsia="en-US"/>
-        </w:rPr>
-        <w:t>)</w:t>
-      </w:r>
-    </w:p>
-    <w:p>
-      <w:pPr>
-        <w:ind w:firstLine="0"/>
-        <w:rPr>
-          <w:rFonts w:cs="Times New Roman"/>
-          <w:sz w:val="20"/>
-          <w:szCs w:val="20"/>
-        </w:rPr>
-      </w:pPr>
-      <w:r>
-        <w:rPr>
-          <w:rFonts w:eastAsia="Times New Roman" w:cs="Times New Roman"/>
-          <w:sz w:val="20"/>
-          <w:szCs w:val="20"/>
-        </w:rPr>
-        <w:t xml:space="preserve">                                                               </w:t>
-      </w:r>
-      <w:r>
-        <w:rPr>
-          <w:rFonts w:eastAsia="Times New Roman" w:cs="Times New Roman"/>
-          <w:sz w:val="20"/>
-          <w:szCs w:val="20"/>
-        </w:rPr>
-        <w:t xml:space="preserve">                   </w:t>
-      </w:r>
-      <w:r>
-        <w:rPr>
-          <w:rFonts w:eastAsia="Times New Roman" w:cs="Times New Roman"/>
-          <w:sz w:val="20"/>
-          <w:szCs w:val="20"/>
-        </w:rPr>
-        <w:t xml:space="preserve">  </w:t>
-      </w:r>
-      <w:r>
-        <w:rPr>
-          <w:rFonts w:cs="Times New Roman"/>
-          <w:sz w:val="20"/>
-          <w:szCs w:val="20"/>
-        </w:rPr>
-        <w:t>(подпись)</w:t>
-      </w:r>
-      <w:r>
-        <w:rPr>
-          <w:rFonts w:cs="Times New Roman"/>
-          <w:sz w:val="20"/>
-          <w:szCs w:val="20"/>
-        </w:rPr>
-        <w:t xml:space="preserve">                               (расшифровка подписи)</w:t>
+          <w:rFonts w:eastAsia="Times New Roman" w:cs="Times New Roman"/>
+          <w:sz w:val="20"/>
+          <w:szCs w:val="20"/>
+        </w:rPr>
+      </w:pPr>
+      <w:r>
+        <w:rPr>
+          <w:rFonts w:eastAsia="Times New Roman" w:cs="Times New Roman"/>
+          <w:sz w:val="20"/>
+          <w:szCs w:val="20"/>
+        </w:rPr>
+        <w:t xml:space="preserve">                                                             </w:t>
+      </w:r>
+      <w:r>
+        <w:rPr>
+          <w:rFonts w:eastAsia="Times New Roman" w:cs="Times New Roman"/>
+          <w:sz w:val="20"/>
+          <w:szCs w:val="20"/>
+        </w:rPr>
+        <w:t xml:space="preserve">   </w:t>
+      </w:r>
+      <w:r>
+        <w:rPr>
+          <w:rFonts w:eastAsia="Times New Roman" w:cs="Times New Roman"/>
+          <w:sz w:val="20"/>
+          <w:szCs w:val="20"/>
+        </w:rPr>
+        <w:t xml:space="preserve">                            </w:t>
+      </w:r>
+      <w:r>
+        <w:rPr>
+          <w:rFonts w:eastAsia="Times New Roman" w:cs="Times New Roman"/>
+          <w:sz w:val="20"/>
+          <w:szCs w:val="20"/>
+        </w:rPr>
+        <w:t>подпись</w:t>
+      </w:r>
+      <w:r>
+        <w:rPr>
+          <w:rFonts w:eastAsia="Times New Roman" w:cs="Times New Roman"/>
+          <w:sz w:val="20"/>
+          <w:szCs w:val="20"/>
+        </w:rPr>
+        <w:t xml:space="preserve">            </w:t>
+      </w:r>
+      <w:r>
+        <w:rPr>
+          <w:rFonts w:eastAsia="Times New Roman" w:cs="Times New Roman"/>
+          <w:sz w:val="20"/>
+          <w:szCs w:val="20"/>
+        </w:rPr>
+        <w:t xml:space="preserve">    </w:t>
+      </w:r>
+      <w:r>
+        <w:rPr>
+          <w:rFonts w:eastAsia="Times New Roman" w:cs="Times New Roman"/>
+          <w:sz w:val="20"/>
+          <w:szCs w:val="20"/>
+        </w:rPr>
+        <w:t xml:space="preserve">               </w:t>
+      </w:r>
+      <w:r>
+        <w:rPr>
+          <w:rFonts w:eastAsia="Times New Roman" w:cs="Times New Roman"/>
+          <w:sz w:val="20"/>
+          <w:szCs w:val="20"/>
+        </w:rPr>
+        <w:t>расшифровка подписи</w:t>
       </w:r>
     </w:p>
     <w:sectPr>

--- a/Novosibirsk_State_University/Дипломная работа/План.docx
+++ b/Novosibirsk_State_University/Дипломная работа/План.docx
@@ -4,7 +4,6 @@
   <w:body>
     <w:p>
       <w:pPr>
-        <w:spacing w:line="360" w:lineRule="auto"/>
         <w:ind w:firstLine="0"/>
         <w:rPr>
           <w:rFonts w:eastAsia="Calibri" w:cs="Times New Roman"/>
@@ -59,7 +58,6 @@
     </w:p>
     <w:p>
       <w:pPr>
-        <w:spacing w:line="360" w:lineRule="auto"/>
         <w:ind w:firstLine="0"/>
         <w:rPr>
           <w:rFonts w:eastAsia="Calibri" w:cs="Times New Roman"/>
@@ -107,7 +105,6 @@
     </w:p>
     <w:p>
       <w:pPr>
-        <w:spacing w:line="360" w:lineRule="auto"/>
         <w:ind w:firstLine="0"/>
         <w:rPr>
           <w:rFonts w:eastAsia="Calibri" w:cs="Times New Roman"/>
@@ -170,7 +167,6 @@
     </w:p>
     <w:p>
       <w:pPr>
-        <w:spacing w:line="360" w:lineRule="auto"/>
         <w:ind w:firstLine="0"/>
         <w:rPr>
           <w:rFonts w:eastAsia="Calibri" w:cs="Times New Roman"/>
@@ -1261,7 +1257,16 @@
           <w:szCs w:val="24"/>
           <w:lang w:eastAsia="en-US"/>
         </w:rPr>
-        <w:t>«_____</w:t>
+        <w:t>«____</w:t>
+      </w:r>
+      <w:proofErr w:type="gramStart"/>
+      <w:r>
+        <w:rPr>
+          <w:rFonts w:eastAsia="Calibri" w:cs="Times New Roman"/>
+          <w:szCs w:val="24"/>
+          <w:lang w:eastAsia="en-US"/>
+        </w:rPr>
+        <w:t>_</w:t>
       </w:r>
       <w:bookmarkStart w:id="2" w:name="_Hlk201831473"/>
       <w:r>
@@ -1279,7 +1284,16 @@
           <w:szCs w:val="24"/>
           <w:lang w:eastAsia="en-US"/>
         </w:rPr>
-        <w:t>___________20____г.        ________________________(______________________)</w:t>
+        <w:t>_</w:t>
+      </w:r>
+      <w:proofErr w:type="gramEnd"/>
+      <w:r>
+        <w:rPr>
+          <w:rFonts w:eastAsia="Calibri" w:cs="Times New Roman"/>
+          <w:szCs w:val="24"/>
+          <w:lang w:eastAsia="en-US"/>
+        </w:rPr>
+        <w:t>__________20____г.        ________________________(______________________)</w:t>
       </w:r>
     </w:p>
     <w:p>
@@ -1390,7 +1404,25 @@
           <w:szCs w:val="24"/>
           <w:lang w:eastAsia="en-US"/>
         </w:rPr>
-        <w:t>________________________(______________________)</w:t>
+        <w:t>_______________________</w:t>
+      </w:r>
+      <w:proofErr w:type="gramStart"/>
+      <w:r>
+        <w:rPr>
+          <w:rFonts w:eastAsia="Calibri" w:cs="Times New Roman"/>
+          <w:szCs w:val="24"/>
+          <w:lang w:eastAsia="en-US"/>
+        </w:rPr>
+        <w:t>_(</w:t>
+      </w:r>
+      <w:proofErr w:type="gramEnd"/>
+      <w:r>
+        <w:rPr>
+          <w:rFonts w:eastAsia="Calibri" w:cs="Times New Roman"/>
+          <w:szCs w:val="24"/>
+          <w:lang w:eastAsia="en-US"/>
+        </w:rPr>
+        <w:t>______________________)</w:t>
       </w:r>
     </w:p>
     <w:p>
@@ -1543,7 +1575,25 @@
           <w:szCs w:val="24"/>
           <w:lang w:eastAsia="en-US"/>
         </w:rPr>
-        <w:t>________________________(______________________)</w:t>
+        <w:t>_______________________</w:t>
+      </w:r>
+      <w:proofErr w:type="gramStart"/>
+      <w:r>
+        <w:rPr>
+          <w:rFonts w:eastAsia="Calibri" w:cs="Times New Roman"/>
+          <w:szCs w:val="24"/>
+          <w:lang w:eastAsia="en-US"/>
+        </w:rPr>
+        <w:t>_(</w:t>
+      </w:r>
+      <w:proofErr w:type="gramEnd"/>
+      <w:r>
+        <w:rPr>
+          <w:rFonts w:eastAsia="Calibri" w:cs="Times New Roman"/>
+          <w:szCs w:val="24"/>
+          <w:lang w:eastAsia="en-US"/>
+        </w:rPr>
+        <w:t>______________________)</w:t>
       </w:r>
     </w:p>
     <w:p>
@@ -1683,7 +1733,25 @@
           <w:szCs w:val="24"/>
           <w:lang w:eastAsia="en-US"/>
         </w:rPr>
-        <w:t>________________________(______________________)</w:t>
+        <w:t>_______________________</w:t>
+      </w:r>
+      <w:proofErr w:type="gramStart"/>
+      <w:r>
+        <w:rPr>
+          <w:rFonts w:eastAsia="Calibri" w:cs="Times New Roman"/>
+          <w:szCs w:val="24"/>
+          <w:lang w:eastAsia="en-US"/>
+        </w:rPr>
+        <w:t>_(</w:t>
+      </w:r>
+      <w:proofErr w:type="gramEnd"/>
+      <w:r>
+        <w:rPr>
+          <w:rFonts w:eastAsia="Calibri" w:cs="Times New Roman"/>
+          <w:szCs w:val="24"/>
+          <w:lang w:eastAsia="en-US"/>
+        </w:rPr>
+        <w:t>______________________)</w:t>
       </w:r>
     </w:p>
     <w:p>
@@ -1798,7 +1866,23 @@
           <w:sz w:val="24"/>
           <w:szCs w:val="24"/>
         </w:rPr>
-        <w:t>«_____»___________20____г.</w:t>
+        <w:t>«____</w:t>
+      </w:r>
+      <w:proofErr w:type="gramStart"/>
+      <w:r>
+        <w:rPr>
+          <w:sz w:val="24"/>
+          <w:szCs w:val="24"/>
+        </w:rPr>
+        <w:t>_»_</w:t>
+      </w:r>
+      <w:proofErr w:type="gramEnd"/>
+      <w:r>
+        <w:rPr>
+          <w:sz w:val="24"/>
+          <w:szCs w:val="24"/>
+        </w:rPr>
+        <w:t>__________20____г.</w:t>
       </w:r>
     </w:p>
     <w:p>
@@ -1857,7 +1941,25 @@
           <w:szCs w:val="24"/>
           <w:lang w:eastAsia="en-US"/>
         </w:rPr>
-        <w:t>________________________(______________________)</w:t>
+        <w:t>_______________________</w:t>
+      </w:r>
+      <w:proofErr w:type="gramStart"/>
+      <w:r>
+        <w:rPr>
+          <w:rFonts w:eastAsia="Calibri" w:cs="Times New Roman"/>
+          <w:szCs w:val="24"/>
+          <w:lang w:eastAsia="en-US"/>
+        </w:rPr>
+        <w:t>_(</w:t>
+      </w:r>
+      <w:proofErr w:type="gramEnd"/>
+      <w:r>
+        <w:rPr>
+          <w:rFonts w:eastAsia="Calibri" w:cs="Times New Roman"/>
+          <w:szCs w:val="24"/>
+          <w:lang w:eastAsia="en-US"/>
+        </w:rPr>
+        <w:t>______________________)</w:t>
       </w:r>
     </w:p>
     <w:p>
